--- a/00-首页/题组Word/习题书/教师版/第三篇-有机化学/5-亲核取代、消除与羧酸衍生物.docx
+++ b/00-首页/题组Word/习题书/教师版/第三篇-有机化学/5-亲核取代、消除与羧酸衍生物.docx
@@ -2,7 +2,7 @@
 <file path=word/document.xml><?xml version="1.0" encoding="utf-8"?>
 <w:document xmlns:w="http://schemas.openxmlformats.org/wordprocessingml/2006/main" xmlns:m="http://schemas.openxmlformats.org/officeDocument/2006/math" xmlns:r="http://schemas.openxmlformats.org/officeDocument/2006/relationships" xmlns:o="urn:schemas-microsoft-com:office:office" xmlns:v="urn:schemas-microsoft-com:vml" xmlns:w10="urn:schemas-microsoft-com:office:word" xmlns:a="http://schemas.openxmlformats.org/drawingml/2006/main" xmlns:pic="http://schemas.openxmlformats.org/drawingml/2006/picture" xmlns:wp="http://schemas.openxmlformats.org/drawingml/2006/wordprocessingDrawing">
   <w:body>
-    <w:bookmarkStart w:id="181" w:name="第-5-章-亲核取代消除与羧酸衍生物"/>
+    <w:bookmarkStart w:id="182" w:name="第-5-章-亲核取代消除与羧酸衍生物"/>
     <w:p>
       <w:pPr>
         <w:spacing w:after="1800" w:before="1200" w:line="276" w:lineRule="auto"/>
@@ -156,7 +156,7 @@
           <w:color w:val="5B6975"/>
           <w:sz w:val="24"/>
         </w:rPr>
-        <w:t>：25</w:t>
+        <w:t>：26</w:t>
       </w:r>
     </w:p>
     <w:p>
@@ -240,7 +240,7 @@
           <w:color w:val="5B6975"/>
           <w:sz w:val="24"/>
         </w:rPr>
-        <w:t>：2026-09-01</w:t>
+        <w:t>：2026-09-06</w:t>
       </w:r>
     </w:p>
     <w:p>
@@ -26345,7 +26345,7 @@
       </w:r>
     </w:p>
     <w:bookmarkEnd w:id="159"/>
-    <w:bookmarkStart w:id="164" w:name="消除反应hammett与kie综合判断"/>
+    <w:bookmarkStart w:id="160" w:name="化学能力测试-ch6b-2-氯代丁二酸碱性水解sn1sn2"/>
     <w:p>
       <w:pPr>
         <w:pStyle w:val="Heading2"/>
@@ -26356,6 +26356,2751 @@
           <w:rFonts w:ascii="Times New Roman" w:hAnsi="Times New Roman" w:eastAsia="Times New Roman" w:cs="Times New Roman"/>
         </w:rPr>
         <w:t xml:space="preserve">5.21 </w:t>
+      </w:r>
+      <w:r>
+        <w:rPr>
+          <w:rFonts w:hint="eastAsia" w:ascii="Times New Roman" w:hAnsi="Times New Roman" w:eastAsia="SimHei" w:cs="Times New Roman"/>
+        </w:rPr>
+        <w:t>化学能力测试</w:t>
+      </w:r>
+      <w:r>
+        <w:rPr>
+          <w:rFonts w:hint="eastAsia" w:ascii="Times New Roman" w:hAnsi="Times New Roman" w:eastAsia="Times New Roman" w:cs="Times New Roman"/>
+        </w:rPr>
+        <w:t>-Ch6B-2-</w:t>
+      </w:r>
+      <w:r>
+        <w:rPr>
+          <w:rFonts w:hint="eastAsia" w:ascii="Times New Roman" w:hAnsi="Times New Roman" w:eastAsia="SimHei" w:cs="Times New Roman"/>
+        </w:rPr>
+        <w:t>氯代丁二酸碱性水解</w:t>
+      </w:r>
+      <w:r>
+        <w:rPr>
+          <w:rFonts w:hint="eastAsia" w:ascii="Times New Roman" w:hAnsi="Times New Roman" w:eastAsia="Times New Roman" w:cs="Times New Roman"/>
+        </w:rPr>
+        <w:t>SN1SN2</w:t>
+      </w:r>
+    </w:p>
+    <w:p>
+      <w:pPr>
+        <w:pStyle w:val="FirstParagraph"/>
+      </w:pPr>
+      <w:r>
+        <w:rPr>
+          <w:rFonts w:hint="eastAsia" w:ascii="Times New Roman" w:hAnsi="Times New Roman" w:eastAsia="FangSong" w:cs="Times New Roman"/>
+        </w:rPr>
+        <w:t>某氯化物碱性水解数据</w:t>
+      </w:r>
+      <w:r>
+        <w:rPr>
+          <w:rFonts w:hint="eastAsia" w:ascii="Times New Roman" w:hAnsi="Times New Roman" w:eastAsia="Times New Roman" w:cs="Times New Roman"/>
+        </w:rPr>
+        <w:t>：</w:t>
+      </w:r>
+    </w:p>
+    <w:p>
+      <w:pPr>
+        <w:pStyle w:val="BodyText"/>
+        <w:spacing w:after="80"/>
+      </w:pPr>
+      <w:r>
+        <w:rPr>
+          <w:rFonts w:ascii="Times New Roman" w:hAnsi="Times New Roman" w:eastAsia="Times New Roman" w:cs="Times New Roman"/>
+          <w:b/>
+          <w:bCs/>
+        </w:rPr>
+        <w:t xml:space="preserve">a.</w:t>
+      </w:r>
+      <w:r>
+        <w:rPr>
+          <w:rFonts w:ascii="Times New Roman" w:hAnsi="Times New Roman" w:eastAsia="Times New Roman" w:cs="Times New Roman"/>
+        </w:rPr>
+        <w:t xml:space="preserve"> </w:t>
+      </w:r>
+      <w:r>
+        <w:rPr>
+          <w:rFonts w:hint="eastAsia" w:ascii="Times New Roman" w:hAnsi="Times New Roman" w:eastAsia="FangSong" w:cs="Times New Roman"/>
+        </w:rPr>
+        <w:t xml:space="preserve">氯代丁二酸中性钾盐溶液与等体积</w:t>
+      </w:r>
+      <w:r>
+        <w:rPr>
+          <w:rFonts w:ascii="Times New Roman" w:hAnsi="Times New Roman" w:eastAsia="Times New Roman" w:cs="Times New Roman"/>
+        </w:rPr>
+        <w:t xml:space="preserve"> KOH(aq) </w:t>
+      </w:r>
+      <w:r>
+        <w:rPr>
+          <w:rFonts w:hint="eastAsia" w:ascii="Times New Roman" w:hAnsi="Times New Roman" w:eastAsia="FangSong" w:cs="Times New Roman"/>
+        </w:rPr>
+        <w:t>混合</w:t>
+      </w:r>
+      <w:r>
+        <w:rPr>
+          <w:rFonts w:hint="eastAsia" w:ascii="Times New Roman" w:hAnsi="Times New Roman" w:eastAsia="Times New Roman" w:cs="Times New Roman"/>
+        </w:rPr>
+        <w:t>（</w:t>
+      </w:r>
+      <w:r>
+        <w:rPr>
+          <w:rFonts w:hint="eastAsia" w:ascii="Times New Roman" w:hAnsi="Times New Roman" w:eastAsia="FangSong" w:cs="Times New Roman"/>
+        </w:rPr>
+        <w:t>起始浓度各</w:t>
+      </w:r>
+      <w:r>
+        <w:rPr>
+          <w:rFonts w:ascii="Times New Roman" w:hAnsi="Times New Roman" w:eastAsia="Times New Roman" w:cs="Times New Roman"/>
+        </w:rPr>
+        <w:t xml:space="preserve"> 0.2 </w:t>
+      </w:r>
+      <w:r>
+        <w:rPr>
+          <w:rFonts w:hint="eastAsia" w:ascii="Times New Roman" w:hAnsi="Times New Roman" w:eastAsia="Times New Roman" w:cs="Times New Roman"/>
+        </w:rPr>
+        <w:t>mol/dm</w:t>
+      </w:r>
+      <w:r>
+        <w:rPr>
+          <w:rFonts w:hint="eastAsia" w:ascii="Times New Roman" w:hAnsi="Times New Roman" w:eastAsia="Times New Roman" w:cs="Times New Roman"/>
+          <w:vertAlign w:val="superscript"/>
+        </w:rPr>
+        <w:t>3</w:t>
+      </w:r>
+      <w:r>
+        <w:rPr>
+          <w:rFonts w:hint="eastAsia" w:ascii="Times New Roman" w:hAnsi="Times New Roman" w:eastAsia="Times New Roman" w:cs="Times New Roman"/>
+        </w:rPr>
+        <w:t>，</w:t>
+      </w:r>
+      <w:r>
+        <w:rPr>
+          <w:rFonts w:hint="eastAsia" w:ascii="Times New Roman" w:hAnsi="Times New Roman" w:eastAsia="FangSong" w:cs="Times New Roman"/>
+        </w:rPr>
+        <w:t>混合后各</w:t>
+      </w:r>
+      <w:r>
+        <w:rPr>
+          <w:rFonts w:ascii="Times New Roman" w:hAnsi="Times New Roman" w:eastAsia="Times New Roman" w:cs="Times New Roman"/>
+        </w:rPr>
+        <w:t xml:space="preserve"> 0.1 </w:t>
+      </w:r>
+      <w:r>
+        <w:rPr>
+          <w:rFonts w:hint="eastAsia" w:ascii="Times New Roman" w:hAnsi="Times New Roman" w:eastAsia="Times New Roman" w:cs="Times New Roman"/>
+        </w:rPr>
+        <w:t>mol/dm</w:t>
+      </w:r>
+      <w:r>
+        <w:rPr>
+          <w:rFonts w:hint="eastAsia" w:ascii="Times New Roman" w:hAnsi="Times New Roman" w:eastAsia="Times New Roman" w:cs="Times New Roman"/>
+          <w:vertAlign w:val="superscript"/>
+        </w:rPr>
+        <w:t>3</w:t>
+      </w:r>
+      <w:r>
+        <w:rPr>
+          <w:rFonts w:hint="eastAsia" w:ascii="Times New Roman" w:hAnsi="Times New Roman" w:eastAsia="Times New Roman" w:cs="Times New Roman"/>
+        </w:rPr>
+        <w:t>）。25℃</w:t>
+      </w:r>
+      <w:r>
+        <w:rPr>
+          <w:rFonts w:ascii="Times New Roman" w:hAnsi="Times New Roman" w:eastAsia="Times New Roman" w:cs="Times New Roman"/>
+        </w:rPr>
+        <w:t xml:space="preserve"> </w:t>
+      </w:r>
+      <w:r>
+        <w:rPr>
+          <w:rFonts w:hint="eastAsia" w:ascii="Times New Roman" w:hAnsi="Times New Roman" w:eastAsia="FangSong" w:cs="Times New Roman"/>
+        </w:rPr>
+        <w:t xml:space="preserve">测</w:t>
+      </w:r>
+      <w:r>
+        <w:rPr>
+          <w:rFonts w:ascii="Times New Roman" w:hAnsi="Times New Roman" w:eastAsia="Times New Roman" w:cs="Times New Roman"/>
+        </w:rPr>
+        <w:t xml:space="preserve"> KOH </w:t>
+      </w:r>
+      <w:r>
+        <w:rPr>
+          <w:rFonts w:hint="eastAsia" w:ascii="Times New Roman" w:hAnsi="Times New Roman" w:eastAsia="FangSong" w:cs="Times New Roman"/>
+        </w:rPr>
+        <w:t>浓度</w:t>
+      </w:r>
+      <w:r>
+        <w:rPr>
+          <w:rFonts w:hint="eastAsia" w:ascii="Times New Roman" w:hAnsi="Times New Roman" w:eastAsia="Times New Roman" w:cs="Times New Roman"/>
+        </w:rPr>
+        <w:t>：</w:t>
+      </w:r>
+    </w:p>
+    <w:tbl>
+      <w:tblPr>
+        <w:tblStyle w:val="Table"/>
+        <w:tblW w:type="pct" w:w="5000"/>
+        <w:tblLayout w:type="fixed"/>
+        <w:tblLook w:firstRow="1" w:lastRow="0" w:firstColumn="0" w:lastColumn="0" w:noHBand="0" w:noVBand="0" w:val="0020"/>
+      </w:tblPr>
+      <w:tblGrid>
+        <w:gridCol w:w="990"/>
+        <w:gridCol w:w="990"/>
+        <w:gridCol w:w="990"/>
+        <w:gridCol w:w="990"/>
+        <w:gridCol w:w="990"/>
+        <w:gridCol w:w="990"/>
+        <w:gridCol w:w="990"/>
+        <w:gridCol w:w="990"/>
+      </w:tblGrid>
+      <w:tr>
+        <w:trPr>
+          <w:tblHeader w:val="on"/>
+        </w:trPr>
+        <w:tc>
+          <w:tcPr/>
+          <w:p>
+            <w:pPr>
+              <w:pStyle w:val="Compact"/>
+              <w:jc w:val="center"/>
+            </w:pPr>
+            <w:r>
+              <w:rPr>
+                <w:rFonts w:ascii="Times New Roman" w:hAnsi="Times New Roman" w:eastAsia="Times New Roman" w:cs="Times New Roman"/>
+                <w:b/>
+              </w:rPr>
+              <w:t xml:space="preserve">t/min</w:t>
+            </w:r>
+          </w:p>
+        </w:tc>
+        <w:tc>
+          <w:tcPr/>
+          <w:p>
+            <w:pPr>
+              <w:pStyle w:val="Compact"/>
+              <w:jc w:val="center"/>
+            </w:pPr>
+            <w:r>
+              <w:rPr>
+                <w:rFonts w:ascii="Times New Roman" w:hAnsi="Times New Roman" w:eastAsia="Times New Roman" w:cs="Times New Roman"/>
+                <w:b/>
+              </w:rPr>
+              <w:t xml:space="preserve">10</w:t>
+            </w:r>
+          </w:p>
+        </w:tc>
+        <w:tc>
+          <w:tcPr/>
+          <w:p>
+            <w:pPr>
+              <w:pStyle w:val="Compact"/>
+              <w:jc w:val="center"/>
+            </w:pPr>
+            <w:r>
+              <w:rPr>
+                <w:rFonts w:ascii="Times New Roman" w:hAnsi="Times New Roman" w:eastAsia="Times New Roman" w:cs="Times New Roman"/>
+                <w:b/>
+              </w:rPr>
+              <w:t xml:space="preserve">20</w:t>
+            </w:r>
+          </w:p>
+        </w:tc>
+        <w:tc>
+          <w:tcPr/>
+          <w:p>
+            <w:pPr>
+              <w:pStyle w:val="Compact"/>
+              <w:jc w:val="center"/>
+            </w:pPr>
+            <w:r>
+              <w:rPr>
+                <w:rFonts w:ascii="Times New Roman" w:hAnsi="Times New Roman" w:eastAsia="Times New Roman" w:cs="Times New Roman"/>
+                <w:b/>
+              </w:rPr>
+              <w:t xml:space="preserve">30</w:t>
+            </w:r>
+          </w:p>
+        </w:tc>
+        <w:tc>
+          <w:tcPr/>
+          <w:p>
+            <w:pPr>
+              <w:pStyle w:val="Compact"/>
+              <w:jc w:val="center"/>
+            </w:pPr>
+            <w:r>
+              <w:rPr>
+                <w:rFonts w:ascii="Times New Roman" w:hAnsi="Times New Roman" w:eastAsia="Times New Roman" w:cs="Times New Roman"/>
+                <w:b/>
+              </w:rPr>
+              <w:t xml:space="preserve">45</w:t>
+            </w:r>
+          </w:p>
+        </w:tc>
+        <w:tc>
+          <w:tcPr/>
+          <w:p>
+            <w:pPr>
+              <w:pStyle w:val="Compact"/>
+              <w:jc w:val="center"/>
+            </w:pPr>
+            <w:r>
+              <w:rPr>
+                <w:rFonts w:ascii="Times New Roman" w:hAnsi="Times New Roman" w:eastAsia="Times New Roman" w:cs="Times New Roman"/>
+                <w:b/>
+              </w:rPr>
+              <w:t xml:space="preserve">60</w:t>
+            </w:r>
+          </w:p>
+        </w:tc>
+        <w:tc>
+          <w:tcPr/>
+          <w:p>
+            <w:pPr>
+              <w:pStyle w:val="Compact"/>
+              <w:jc w:val="center"/>
+            </w:pPr>
+            <w:r>
+              <w:rPr>
+                <w:rFonts w:ascii="Times New Roman" w:hAnsi="Times New Roman" w:eastAsia="Times New Roman" w:cs="Times New Roman"/>
+                <w:b/>
+              </w:rPr>
+              <w:t xml:space="preserve">80</w:t>
+            </w:r>
+          </w:p>
+        </w:tc>
+        <w:tc>
+          <w:tcPr/>
+          <w:p>
+            <w:pPr>
+              <w:pStyle w:val="Compact"/>
+              <w:jc w:val="center"/>
+            </w:pPr>
+            <w:r>
+              <w:rPr>
+                <w:rFonts w:ascii="Times New Roman" w:hAnsi="Times New Roman" w:eastAsia="Times New Roman" w:cs="Times New Roman"/>
+                <w:b/>
+              </w:rPr>
+              <w:t xml:space="preserve">100</w:t>
+            </w:r>
+          </w:p>
+        </w:tc>
+      </w:tr>
+      <w:tr>
+        <w:tc>
+          <w:tcPr/>
+          <w:p>
+            <w:pPr>
+              <w:pStyle w:val="Compact"/>
+              <w:jc w:val="center"/>
+            </w:pPr>
+            <w:r>
+              <w:rPr>
+                <w:rFonts w:ascii="Times New Roman" w:hAnsi="Times New Roman" w:eastAsia="Times New Roman" w:cs="Times New Roman"/>
+              </w:rPr>
+              <w:t>c_KOH/mol·dm</w:t>
+            </w:r>
+            <w:r>
+              <w:rPr>
+                <w:rFonts w:ascii="Times New Roman" w:hAnsi="Times New Roman" w:eastAsia="Times New Roman" w:cs="Times New Roman"/>
+                <w:vertAlign w:val="superscript"/>
+              </w:rPr>
+              <w:t>-3</w:t>
+            </w:r>
+          </w:p>
+        </w:tc>
+        <w:tc>
+          <w:tcPr/>
+          <w:p>
+            <w:pPr>
+              <w:pStyle w:val="Compact"/>
+              <w:jc w:val="center"/>
+            </w:pPr>
+            <w:r>
+              <w:rPr>
+                <w:rFonts w:ascii="Times New Roman" w:hAnsi="Times New Roman" w:eastAsia="Times New Roman" w:cs="Times New Roman"/>
+              </w:rPr>
+              <w:t xml:space="preserve">0.085</w:t>
+            </w:r>
+          </w:p>
+        </w:tc>
+        <w:tc>
+          <w:tcPr/>
+          <w:p>
+            <w:pPr>
+              <w:pStyle w:val="Compact"/>
+              <w:jc w:val="center"/>
+            </w:pPr>
+            <w:r>
+              <w:rPr>
+                <w:rFonts w:ascii="Times New Roman" w:hAnsi="Times New Roman" w:eastAsia="Times New Roman" w:cs="Times New Roman"/>
+              </w:rPr>
+              <w:t xml:space="preserve">0.074</w:t>
+            </w:r>
+          </w:p>
+        </w:tc>
+        <w:tc>
+          <w:tcPr/>
+          <w:p>
+            <w:pPr>
+              <w:pStyle w:val="Compact"/>
+              <w:jc w:val="center"/>
+            </w:pPr>
+            <w:r>
+              <w:rPr>
+                <w:rFonts w:ascii="Times New Roman" w:hAnsi="Times New Roman" w:eastAsia="Times New Roman" w:cs="Times New Roman"/>
+              </w:rPr>
+              <w:t xml:space="preserve">0.065</w:t>
+            </w:r>
+          </w:p>
+        </w:tc>
+        <w:tc>
+          <w:tcPr/>
+          <w:p>
+            <w:pPr>
+              <w:pStyle w:val="Compact"/>
+              <w:jc w:val="center"/>
+            </w:pPr>
+            <w:r>
+              <w:rPr>
+                <w:rFonts w:ascii="Times New Roman" w:hAnsi="Times New Roman" w:eastAsia="Times New Roman" w:cs="Times New Roman"/>
+              </w:rPr>
+              <w:t xml:space="preserve">0.056</w:t>
+            </w:r>
+          </w:p>
+        </w:tc>
+        <w:tc>
+          <w:tcPr/>
+          <w:p>
+            <w:pPr>
+              <w:pStyle w:val="Compact"/>
+              <w:jc w:val="center"/>
+            </w:pPr>
+            <w:r>
+              <w:rPr>
+                <w:rFonts w:ascii="Times New Roman" w:hAnsi="Times New Roman" w:eastAsia="Times New Roman" w:cs="Times New Roman"/>
+              </w:rPr>
+              <w:t xml:space="preserve">0.049</w:t>
+            </w:r>
+          </w:p>
+        </w:tc>
+        <w:tc>
+          <w:tcPr/>
+          <w:p>
+            <w:pPr>
+              <w:pStyle w:val="Compact"/>
+              <w:jc w:val="center"/>
+            </w:pPr>
+            <w:r>
+              <w:rPr>
+                <w:rFonts w:ascii="Times New Roman" w:hAnsi="Times New Roman" w:eastAsia="Times New Roman" w:cs="Times New Roman"/>
+              </w:rPr>
+              <w:t xml:space="preserve">0.042</w:t>
+            </w:r>
+          </w:p>
+        </w:tc>
+        <w:tc>
+          <w:tcPr/>
+          <w:p>
+            <w:pPr>
+              <w:pStyle w:val="Compact"/>
+              <w:jc w:val="center"/>
+            </w:pPr>
+            <w:r>
+              <w:rPr>
+                <w:rFonts w:ascii="Times New Roman" w:hAnsi="Times New Roman" w:eastAsia="Times New Roman" w:cs="Times New Roman"/>
+              </w:rPr>
+              <w:t xml:space="preserve">0.036</w:t>
+            </w:r>
+          </w:p>
+        </w:tc>
+      </w:tr>
+    </w:tbl>
+    <w:p>
+      <w:pPr>
+        <w:pStyle w:val="BodyText"/>
+        <w:spacing w:before="120"/>
+      </w:pPr>
+      <w:r>
+        <w:rPr>
+          <w:rFonts w:ascii="Times New Roman" w:hAnsi="Times New Roman" w:eastAsia="Times New Roman" w:cs="Times New Roman"/>
+        </w:rPr>
+        <w:t xml:space="preserve">35℃ </w:t>
+      </w:r>
+      <w:r>
+        <w:rPr>
+          <w:rFonts w:hint="eastAsia" w:ascii="Times New Roman" w:hAnsi="Times New Roman" w:eastAsia="FangSong" w:cs="Times New Roman"/>
+        </w:rPr>
+        <w:t>重复</w:t>
+      </w:r>
+      <w:r>
+        <w:rPr>
+          <w:rFonts w:hint="eastAsia" w:ascii="Times New Roman" w:hAnsi="Times New Roman" w:eastAsia="Times New Roman" w:cs="Times New Roman"/>
+        </w:rPr>
+        <w:t>：21</w:t>
+      </w:r>
+      <w:r>
+        <w:rPr>
+          <w:rFonts w:ascii="Times New Roman" w:hAnsi="Times New Roman" w:eastAsia="Times New Roman" w:cs="Times New Roman"/>
+        </w:rPr>
+        <w:t xml:space="preserve"> min OH</w:t>
+      </w:r>
+      <w:r>
+        <w:rPr>
+          <w:rFonts w:ascii="Times New Roman" w:hAnsi="Times New Roman" w:eastAsia="Times New Roman" w:cs="Times New Roman"/>
+          <w:vertAlign w:val="superscript"/>
+        </w:rPr>
+        <w:t>-</w:t>
+      </w:r>
+      <w:r>
+        <w:rPr>
+          <w:rFonts w:ascii="Times New Roman" w:hAnsi="Times New Roman" w:eastAsia="Times New Roman" w:cs="Times New Roman"/>
+        </w:rPr>
+        <w:t xml:space="preserve"> </w:t>
+      </w:r>
+      <w:r>
+        <w:rPr>
+          <w:rFonts w:hint="eastAsia" w:ascii="Times New Roman" w:hAnsi="Times New Roman" w:eastAsia="FangSong" w:cs="Times New Roman"/>
+        </w:rPr>
+        <w:t>浓度降到一半</w:t>
+      </w:r>
+      <w:r>
+        <w:rPr>
+          <w:rFonts w:hint="eastAsia" w:ascii="Times New Roman" w:hAnsi="Times New Roman" w:eastAsia="Times New Roman" w:cs="Times New Roman"/>
+        </w:rPr>
+        <w:t>。</w:t>
+      </w:r>
+    </w:p>
+    <w:p>
+      <w:pPr>
+        <w:pStyle w:val="BodyText"/>
+      </w:pPr>
+      <w:r>
+        <w:rPr>
+          <w:rFonts w:ascii="Times New Roman" w:hAnsi="Times New Roman" w:eastAsia="Times New Roman" w:cs="Times New Roman"/>
+          <w:b/>
+          <w:bCs/>
+        </w:rPr>
+        <w:t xml:space="preserve">b.</w:t>
+      </w:r>
+      <w:r>
+        <w:rPr>
+          <w:rFonts w:ascii="Times New Roman" w:hAnsi="Times New Roman" w:eastAsia="Times New Roman" w:cs="Times New Roman"/>
+        </w:rPr>
+        <w:t xml:space="preserve"> </w:t>
+      </w:r>
+      <w:r>
+        <w:rPr>
+          <w:rFonts w:hint="eastAsia" w:ascii="Times New Roman" w:hAnsi="Times New Roman" w:eastAsia="Times New Roman" w:cs="Times New Roman"/>
+        </w:rPr>
+        <w:t>3-</w:t>
+      </w:r>
+      <w:r>
+        <w:rPr>
+          <w:rFonts w:hint="eastAsia" w:ascii="Times New Roman" w:hAnsi="Times New Roman" w:eastAsia="FangSong" w:cs="Times New Roman"/>
+        </w:rPr>
+        <w:t>氯</w:t>
+      </w:r>
+      <w:r>
+        <w:rPr>
+          <w:rFonts w:hint="eastAsia" w:ascii="Times New Roman" w:hAnsi="Times New Roman" w:eastAsia="Times New Roman" w:cs="Times New Roman"/>
+        </w:rPr>
+        <w:t>-3-</w:t>
+      </w:r>
+      <w:r>
+        <w:rPr>
+          <w:rFonts w:hint="eastAsia" w:ascii="Times New Roman" w:hAnsi="Times New Roman" w:eastAsia="FangSong" w:cs="Times New Roman"/>
+        </w:rPr>
+        <w:t>甲基己烷加</w:t>
+      </w:r>
+      <w:r>
+        <w:rPr>
+          <w:rFonts w:ascii="Times New Roman" w:hAnsi="Times New Roman" w:eastAsia="Times New Roman" w:cs="Times New Roman"/>
+        </w:rPr>
+        <w:t xml:space="preserve"> KOH </w:t>
+      </w:r>
+      <w:r>
+        <w:rPr>
+          <w:rFonts w:hint="eastAsia" w:ascii="Times New Roman" w:hAnsi="Times New Roman" w:eastAsia="FangSong" w:cs="Times New Roman"/>
+        </w:rPr>
+        <w:t>水解</w:t>
+      </w:r>
+      <w:r>
+        <w:rPr>
+          <w:rFonts w:hint="eastAsia" w:ascii="Times New Roman" w:hAnsi="Times New Roman" w:eastAsia="Times New Roman" w:cs="Times New Roman"/>
+        </w:rPr>
+        <w:t>：25℃</w:t>
+      </w:r>
+      <w:r>
+        <w:rPr>
+          <w:rFonts w:ascii="Times New Roman" w:hAnsi="Times New Roman" w:eastAsia="Times New Roman" w:cs="Times New Roman"/>
+        </w:rPr>
+        <w:t xml:space="preserve"> 32 min </w:t>
+      </w:r>
+      <w:r>
+        <w:rPr>
+          <w:rFonts w:hint="eastAsia" w:ascii="Times New Roman" w:hAnsi="Times New Roman" w:eastAsia="FangSong" w:cs="Times New Roman"/>
+        </w:rPr>
+        <w:t xml:space="preserve">或</w:t>
+      </w:r>
+      <w:r>
+        <w:rPr>
+          <w:rFonts w:ascii="Times New Roman" w:hAnsi="Times New Roman" w:eastAsia="Times New Roman" w:cs="Times New Roman"/>
+        </w:rPr>
+        <w:t xml:space="preserve"> 35℃ 11 min </w:t>
+      </w:r>
+      <w:r>
+        <w:rPr>
+          <w:rFonts w:hint="eastAsia" w:ascii="Times New Roman" w:hAnsi="Times New Roman" w:eastAsia="FangSong" w:cs="Times New Roman"/>
+        </w:rPr>
+        <w:t xml:space="preserve">后</w:t>
+      </w:r>
+      <w:r>
+        <w:rPr>
+          <w:rFonts w:ascii="Times New Roman" w:hAnsi="Times New Roman" w:eastAsia="Times New Roman" w:cs="Times New Roman"/>
+        </w:rPr>
+        <w:t xml:space="preserve"> KOH </w:t>
+      </w:r>
+      <w:r>
+        <w:rPr>
+          <w:rFonts w:hint="eastAsia" w:ascii="Times New Roman" w:hAnsi="Times New Roman" w:eastAsia="FangSong" w:cs="Times New Roman"/>
+        </w:rPr>
+        <w:t>浓度降半</w:t>
+      </w:r>
+      <w:r>
+        <w:rPr>
+          <w:rFonts w:hint="eastAsia" w:ascii="Times New Roman" w:hAnsi="Times New Roman" w:eastAsia="Times New Roman" w:cs="Times New Roman"/>
+        </w:rPr>
+        <w:t>，</w:t>
+      </w:r>
+      <w:r>
+        <w:rPr>
+          <w:rFonts w:hint="eastAsia" w:ascii="Times New Roman" w:hAnsi="Times New Roman" w:eastAsia="FangSong" w:cs="Times New Roman"/>
+        </w:rPr>
+        <w:t>与起始浓度无关</w:t>
+      </w:r>
+      <w:r>
+        <w:rPr>
+          <w:rFonts w:hint="eastAsia" w:ascii="Times New Roman" w:hAnsi="Times New Roman" w:eastAsia="Times New Roman" w:cs="Times New Roman"/>
+        </w:rPr>
+        <w:t>。</w:t>
+      </w:r>
+    </w:p>
+    <w:p>
+      <w:pPr>
+        <w:pStyle w:val="BodyText"/>
+      </w:pPr>
+      <w:r>
+        <w:rPr>
+          <w:rFonts w:ascii="Times New Roman" w:hAnsi="Times New Roman" w:eastAsia="Times New Roman" w:cs="Times New Roman"/>
+          <w:b/>
+          <w:bCs/>
+        </w:rPr>
+        <w:t xml:space="preserve">c.</w:t>
+      </w:r>
+      <w:r>
+        <w:rPr>
+          <w:rFonts w:ascii="Times New Roman" w:hAnsi="Times New Roman" w:eastAsia="Times New Roman" w:cs="Times New Roman"/>
+        </w:rPr>
+        <w:t xml:space="preserve"> </w:t>
+      </w:r>
+      <w:r>
+        <w:rPr>
+          <w:rFonts w:hint="eastAsia" w:ascii="Times New Roman" w:hAnsi="Times New Roman" w:eastAsia="Times New Roman" w:cs="Times New Roman"/>
+        </w:rPr>
+        <w:t>3-</w:t>
+      </w:r>
+      <w:r>
+        <w:rPr>
+          <w:rFonts w:hint="eastAsia" w:ascii="Times New Roman" w:hAnsi="Times New Roman" w:eastAsia="FangSong" w:cs="Times New Roman"/>
+        </w:rPr>
+        <w:t>氯</w:t>
+      </w:r>
+      <w:r>
+        <w:rPr>
+          <w:rFonts w:hint="eastAsia" w:ascii="Times New Roman" w:hAnsi="Times New Roman" w:eastAsia="Times New Roman" w:cs="Times New Roman"/>
+        </w:rPr>
+        <w:t>-2,4-</w:t>
+      </w:r>
+      <w:r>
+        <w:rPr>
+          <w:rFonts w:hint="eastAsia" w:ascii="Times New Roman" w:hAnsi="Times New Roman" w:eastAsia="FangSong" w:cs="Times New Roman"/>
+        </w:rPr>
+        <w:t>二甲基</w:t>
+      </w:r>
+      <w:r>
+        <w:rPr>
+          <w:rFonts w:hint="eastAsia" w:ascii="Times New Roman" w:hAnsi="Times New Roman" w:eastAsia="Times New Roman" w:cs="Times New Roman"/>
+        </w:rPr>
+        <w:t>-3-</w:t>
+      </w:r>
+      <w:r>
+        <w:rPr>
+          <w:rFonts w:hint="eastAsia" w:ascii="Times New Roman" w:hAnsi="Times New Roman" w:eastAsia="FangSong" w:cs="Times New Roman"/>
+        </w:rPr>
+        <w:t>异丙基戊烷碱性水解与</w:t>
+      </w:r>
+      <w:r>
+        <w:rPr>
+          <w:rFonts w:ascii="Times New Roman" w:hAnsi="Times New Roman" w:eastAsia="Times New Roman" w:cs="Times New Roman"/>
+        </w:rPr>
+        <w:t xml:space="preserve"> b </w:t>
+      </w:r>
+      <w:r>
+        <w:rPr>
+          <w:rFonts w:hint="eastAsia" w:ascii="Times New Roman" w:hAnsi="Times New Roman" w:eastAsia="FangSong" w:cs="Times New Roman"/>
+        </w:rPr>
+        <w:t>同机理</w:t>
+      </w:r>
+      <w:r>
+        <w:rPr>
+          <w:rFonts w:hint="eastAsia" w:ascii="Times New Roman" w:hAnsi="Times New Roman" w:eastAsia="Times New Roman" w:cs="Times New Roman"/>
+        </w:rPr>
+        <w:t>，</w:t>
+      </w:r>
+      <w:r>
+        <w:rPr>
+          <w:rFonts w:hint="eastAsia" w:ascii="Times New Roman" w:hAnsi="Times New Roman" w:eastAsia="FangSong" w:cs="Times New Roman"/>
+        </w:rPr>
+        <w:t>但速率约快</w:t>
+      </w:r>
+      <w:r>
+        <w:rPr>
+          <w:rFonts w:ascii="Times New Roman" w:hAnsi="Times New Roman" w:eastAsia="Times New Roman" w:cs="Times New Roman"/>
+        </w:rPr>
+        <w:t xml:space="preserve"> 100 </w:t>
+      </w:r>
+      <w:r>
+        <w:rPr>
+          <w:rFonts w:hint="eastAsia" w:ascii="Times New Roman" w:hAnsi="Times New Roman" w:eastAsia="FangSong" w:cs="Times New Roman"/>
+        </w:rPr>
+        <w:t>倍</w:t>
+      </w:r>
+      <w:r>
+        <w:rPr>
+          <w:rFonts w:hint="eastAsia" w:ascii="Times New Roman" w:hAnsi="Times New Roman" w:eastAsia="Times New Roman" w:cs="Times New Roman"/>
+        </w:rPr>
+        <w:t>。</w:t>
+      </w:r>
+    </w:p>
+    <w:p>
+      <w:pPr>
+        <w:pStyle w:val="BodyText"/>
+      </w:pPr>
+      <w:r>
+        <w:rPr>
+          <w:rFonts w:ascii="Times New Roman" w:hAnsi="Times New Roman" w:eastAsia="Times New Roman" w:cs="Times New Roman"/>
+          <w:b/>
+          <w:bCs/>
+        </w:rPr>
+        <w:t xml:space="preserve">2-1</w:t>
+      </w:r>
+      <w:r>
+        <w:rPr>
+          <w:rFonts w:ascii="Times New Roman" w:hAnsi="Times New Roman" w:eastAsia="Times New Roman" w:cs="Times New Roman"/>
+        </w:rPr>
+        <w:t xml:space="preserve"> </w:t>
+      </w:r>
+      <w:r>
+        <w:rPr>
+          <w:rFonts w:ascii="Times New Roman" w:hAnsi="Times New Roman" w:eastAsia="Times New Roman" w:cs="Times New Roman"/>
+        </w:rPr>
+        <w:t xml:space="preserve">a、b、c </w:t>
+      </w:r>
+      <w:r>
+        <w:rPr>
+          <w:rFonts w:hint="eastAsia" w:ascii="Times New Roman" w:hAnsi="Times New Roman" w:eastAsia="FangSong" w:cs="Times New Roman"/>
+        </w:rPr>
+        <w:t>三种情况反应级数</w:t>
+      </w:r>
+      <w:r>
+        <w:rPr>
+          <w:rFonts w:hint="eastAsia" w:ascii="Times New Roman" w:hAnsi="Times New Roman" w:eastAsia="Times New Roman" w:cs="Times New Roman"/>
+        </w:rPr>
+        <w:t>？</w:t>
+      </w:r>
+    </w:p>
+    <w:p>
+      <w:pPr>
+        <w:pStyle w:val="BodyText"/>
+      </w:pPr>
+      <w:r>
+        <w:rPr>
+          <w:rFonts w:ascii="Times New Roman" w:hAnsi="Times New Roman" w:eastAsia="Times New Roman" w:cs="Times New Roman"/>
+          <w:b/>
+          <w:bCs/>
+        </w:rPr>
+        <w:t xml:space="preserve">2-2</w:t>
+      </w:r>
+      <w:r>
+        <w:rPr>
+          <w:rFonts w:ascii="Times New Roman" w:hAnsi="Times New Roman" w:eastAsia="Times New Roman" w:cs="Times New Roman"/>
+        </w:rPr>
+        <w:t xml:space="preserve"> </w:t>
+      </w:r>
+      <w:r>
+        <w:rPr>
+          <w:rFonts w:ascii="Times New Roman" w:hAnsi="Times New Roman" w:eastAsia="Times New Roman" w:cs="Times New Roman"/>
+        </w:rPr>
+        <w:t xml:space="preserve">25℃ </w:t>
+      </w:r>
+      <w:r>
+        <w:rPr>
+          <w:rFonts w:hint="eastAsia" w:ascii="Times New Roman" w:hAnsi="Times New Roman" w:eastAsia="FangSong" w:cs="Times New Roman"/>
+        </w:rPr>
+        <w:t xml:space="preserve">反应</w:t>
+      </w:r>
+      <w:r>
+        <w:rPr>
+          <w:rFonts w:ascii="Times New Roman" w:hAnsi="Times New Roman" w:eastAsia="Times New Roman" w:cs="Times New Roman"/>
+        </w:rPr>
+        <w:t xml:space="preserve"> a </w:t>
+      </w:r>
+      <w:r>
+        <w:rPr>
+          <w:rFonts w:hint="eastAsia" w:ascii="Times New Roman" w:hAnsi="Times New Roman" w:eastAsia="FangSong" w:cs="Times New Roman"/>
+        </w:rPr>
+        <w:t>的速度常数</w:t>
+      </w:r>
+      <w:r>
+        <w:rPr>
+          <w:rFonts w:hint="eastAsia" w:ascii="Times New Roman" w:hAnsi="Times New Roman" w:eastAsia="Times New Roman" w:cs="Times New Roman"/>
+        </w:rPr>
+        <w:t>？</w:t>
+      </w:r>
+      <w:r>
+        <w:rPr>
+          <w:rFonts w:hint="eastAsia" w:ascii="Times New Roman" w:hAnsi="Times New Roman" w:eastAsia="FangSong" w:cs="Times New Roman"/>
+        </w:rPr>
+        <w:t>单位</w:t>
+      </w:r>
+      <w:r>
+        <w:rPr>
+          <w:rFonts w:hint="eastAsia" w:ascii="Times New Roman" w:hAnsi="Times New Roman" w:eastAsia="Times New Roman" w:cs="Times New Roman"/>
+        </w:rPr>
+        <w:t>？</w:t>
+      </w:r>
+    </w:p>
+    <w:p>
+      <w:pPr>
+        <w:pStyle w:val="BodyText"/>
+      </w:pPr>
+      <w:r>
+        <w:rPr>
+          <w:rFonts w:ascii="Times New Roman" w:hAnsi="Times New Roman" w:eastAsia="Times New Roman" w:cs="Times New Roman"/>
+          <w:b/>
+          <w:bCs/>
+        </w:rPr>
+        <w:t xml:space="preserve">2-3</w:t>
+      </w:r>
+      <w:r>
+        <w:rPr>
+          <w:rFonts w:ascii="Times New Roman" w:hAnsi="Times New Roman" w:eastAsia="Times New Roman" w:cs="Times New Roman"/>
+        </w:rPr>
+        <w:t xml:space="preserve"> </w:t>
+      </w:r>
+      <w:r>
+        <w:rPr>
+          <w:rFonts w:hint="eastAsia" w:ascii="Times New Roman" w:hAnsi="Times New Roman" w:eastAsia="FangSong" w:cs="Times New Roman"/>
+        </w:rPr>
+        <w:t xml:space="preserve">计算反应</w:t>
+      </w:r>
+      <w:r>
+        <w:rPr>
+          <w:rFonts w:ascii="Times New Roman" w:hAnsi="Times New Roman" w:eastAsia="Times New Roman" w:cs="Times New Roman"/>
+        </w:rPr>
+        <w:t xml:space="preserve"> a </w:t>
+      </w:r>
+      <w:r>
+        <w:rPr>
+          <w:rFonts w:hint="eastAsia" w:ascii="Times New Roman" w:hAnsi="Times New Roman" w:eastAsia="FangSong" w:cs="Times New Roman"/>
+        </w:rPr>
+        <w:t xml:space="preserve">和</w:t>
+      </w:r>
+      <w:r>
+        <w:rPr>
+          <w:rFonts w:ascii="Times New Roman" w:hAnsi="Times New Roman" w:eastAsia="Times New Roman" w:cs="Times New Roman"/>
+        </w:rPr>
+        <w:t xml:space="preserve"> b </w:t>
+      </w:r>
+      <w:r>
+        <w:rPr>
+          <w:rFonts w:hint="eastAsia" w:ascii="Times New Roman" w:hAnsi="Times New Roman" w:eastAsia="FangSong" w:cs="Times New Roman"/>
+        </w:rPr>
+        <w:t>的活化能</w:t>
+      </w:r>
+      <w:r>
+        <w:rPr>
+          <w:rFonts w:hint="eastAsia" w:ascii="Times New Roman" w:hAnsi="Times New Roman" w:eastAsia="Times New Roman" w:cs="Times New Roman"/>
+        </w:rPr>
+        <w:t>。</w:t>
+      </w:r>
+    </w:p>
+    <w:p>
+      <w:pPr>
+        <w:pStyle w:val="BodyText"/>
+      </w:pPr>
+      <w:r>
+        <w:rPr>
+          <w:rFonts w:ascii="Times New Roman" w:hAnsi="Times New Roman" w:eastAsia="Times New Roman" w:cs="Times New Roman"/>
+          <w:b/>
+          <w:bCs/>
+        </w:rPr>
+        <w:t xml:space="preserve">2-4</w:t>
+      </w:r>
+      <w:r>
+        <w:rPr>
+          <w:rFonts w:ascii="Times New Roman" w:hAnsi="Times New Roman" w:eastAsia="Times New Roman" w:cs="Times New Roman"/>
+        </w:rPr>
+        <w:t xml:space="preserve"> </w:t>
+      </w:r>
+      <w:r>
+        <w:rPr>
+          <w:rFonts w:hint="eastAsia" w:ascii="Times New Roman" w:hAnsi="Times New Roman" w:eastAsia="FangSong" w:cs="Times New Roman"/>
+        </w:rPr>
+        <w:t xml:space="preserve">反应</w:t>
+      </w:r>
+      <w:r>
+        <w:rPr>
+          <w:rFonts w:ascii="Times New Roman" w:hAnsi="Times New Roman" w:eastAsia="Times New Roman" w:cs="Times New Roman"/>
+        </w:rPr>
+        <w:t xml:space="preserve"> a </w:t>
+      </w:r>
+      <w:r>
+        <w:rPr>
+          <w:rFonts w:hint="eastAsia" w:ascii="Times New Roman" w:hAnsi="Times New Roman" w:eastAsia="FangSong" w:cs="Times New Roman"/>
+        </w:rPr>
+        <w:t xml:space="preserve">用</w:t>
+      </w:r>
+      <w:r>
+        <w:rPr>
+          <w:rFonts w:ascii="Times New Roman" w:hAnsi="Times New Roman" w:eastAsia="Times New Roman" w:cs="Times New Roman"/>
+        </w:rPr>
+        <w:t xml:space="preserve"> </w:t>
+      </w:r>
+      <w:r>
+        <w:rPr>
+          <w:rFonts w:hint="eastAsia" w:ascii="Times New Roman" w:hAnsi="Times New Roman" w:eastAsia="Times New Roman" w:cs="Times New Roman"/>
+        </w:rPr>
+        <w:t>L-</w:t>
+      </w:r>
+      <w:r>
+        <w:rPr>
+          <w:rFonts w:hint="eastAsia" w:ascii="Times New Roman" w:hAnsi="Times New Roman" w:eastAsia="FangSong" w:cs="Times New Roman"/>
+        </w:rPr>
+        <w:t>氯代丁二酸二钾盐</w:t>
+      </w:r>
+      <w:r>
+        <w:rPr>
+          <w:rFonts w:hint="eastAsia" w:ascii="Times New Roman" w:hAnsi="Times New Roman" w:eastAsia="Times New Roman" w:cs="Times New Roman"/>
+        </w:rPr>
+        <w:t>（</w:t>
+      </w:r>
+      <w:r>
+        <w:rPr>
+          <w:rFonts w:hint="eastAsia" w:ascii="Times New Roman" w:hAnsi="Times New Roman" w:eastAsia="FangSong" w:cs="Times New Roman"/>
+        </w:rPr>
+        <w:t>左旋</w:t>
+      </w:r>
+      <w:r>
+        <w:rPr>
+          <w:rFonts w:hint="eastAsia" w:ascii="Times New Roman" w:hAnsi="Times New Roman" w:eastAsia="Times New Roman" w:cs="Times New Roman"/>
+        </w:rPr>
+        <w:t>），</w:t>
+      </w:r>
+      <w:r>
+        <w:rPr>
+          <w:rFonts w:hint="eastAsia" w:ascii="Times New Roman" w:hAnsi="Times New Roman" w:eastAsia="FangSong" w:cs="Times New Roman"/>
+        </w:rPr>
+        <w:t>水解产物旋光性</w:t>
+      </w:r>
+      <w:r>
+        <w:rPr>
+          <w:rFonts w:hint="eastAsia" w:ascii="Times New Roman" w:hAnsi="Times New Roman" w:eastAsia="Times New Roman" w:cs="Times New Roman"/>
+        </w:rPr>
+        <w:t>？</w:t>
+      </w:r>
+    </w:p>
+    <w:p>
+      <w:pPr>
+        <w:pStyle w:val="BodyText"/>
+      </w:pPr>
+      <w:r>
+        <w:rPr>
+          <w:rFonts w:ascii="Times New Roman" w:hAnsi="Times New Roman" w:eastAsia="Times New Roman" w:cs="Times New Roman"/>
+          <w:b/>
+          <w:bCs/>
+        </w:rPr>
+        <w:t xml:space="preserve">2-5</w:t>
+      </w:r>
+      <w:r>
+        <w:rPr>
+          <w:rFonts w:ascii="Times New Roman" w:hAnsi="Times New Roman" w:eastAsia="Times New Roman" w:cs="Times New Roman"/>
+        </w:rPr>
+        <w:t xml:space="preserve"> </w:t>
+      </w:r>
+      <w:r>
+        <w:rPr>
+          <w:rFonts w:hint="eastAsia" w:ascii="Times New Roman" w:hAnsi="Times New Roman" w:eastAsia="FangSong" w:cs="Times New Roman"/>
+        </w:rPr>
+        <w:t xml:space="preserve">反应</w:t>
+      </w:r>
+      <w:r>
+        <w:rPr>
+          <w:rFonts w:ascii="Times New Roman" w:hAnsi="Times New Roman" w:eastAsia="Times New Roman" w:cs="Times New Roman"/>
+        </w:rPr>
+        <w:t xml:space="preserve"> b </w:t>
+      </w:r>
+      <w:r>
+        <w:rPr>
+          <w:rFonts w:hint="eastAsia" w:ascii="Times New Roman" w:hAnsi="Times New Roman" w:eastAsia="FangSong" w:cs="Times New Roman"/>
+        </w:rPr>
+        <w:t>用左旋异构体</w:t>
+      </w:r>
+      <w:r>
+        <w:rPr>
+          <w:rFonts w:hint="eastAsia" w:ascii="Times New Roman" w:hAnsi="Times New Roman" w:eastAsia="Times New Roman" w:cs="Times New Roman"/>
+        </w:rPr>
+        <w:t>，</w:t>
+      </w:r>
+      <w:r>
+        <w:rPr>
+          <w:rFonts w:hint="eastAsia" w:ascii="Times New Roman" w:hAnsi="Times New Roman" w:eastAsia="FangSong" w:cs="Times New Roman"/>
+        </w:rPr>
+        <w:t>产物</w:t>
+      </w:r>
+      <w:r>
+        <w:rPr>
+          <w:rFonts w:ascii="Times New Roman" w:hAnsi="Times New Roman" w:eastAsia="Times New Roman" w:cs="Times New Roman"/>
+        </w:rPr>
+        <w:t xml:space="preserve"> </w:t>
+      </w:r>
+      <w:r>
+        <w:rPr>
+          <w:rFonts w:hint="eastAsia" w:ascii="Times New Roman" w:hAnsi="Times New Roman" w:eastAsia="Times New Roman" w:cs="Times New Roman"/>
+        </w:rPr>
+        <w:t>3-</w:t>
+      </w:r>
+      <w:r>
+        <w:rPr>
+          <w:rFonts w:hint="eastAsia" w:ascii="Times New Roman" w:hAnsi="Times New Roman" w:eastAsia="FangSong" w:cs="Times New Roman"/>
+        </w:rPr>
+        <w:t>甲基</w:t>
+      </w:r>
+      <w:r>
+        <w:rPr>
+          <w:rFonts w:hint="eastAsia" w:ascii="Times New Roman" w:hAnsi="Times New Roman" w:eastAsia="Times New Roman" w:cs="Times New Roman"/>
+        </w:rPr>
+        <w:t>-3-</w:t>
+      </w:r>
+      <w:r>
+        <w:rPr>
+          <w:rFonts w:hint="eastAsia" w:ascii="Times New Roman" w:hAnsi="Times New Roman" w:eastAsia="FangSong" w:cs="Times New Roman"/>
+        </w:rPr>
+        <w:t>己醇旋光性</w:t>
+      </w:r>
+      <w:r>
+        <w:rPr>
+          <w:rFonts w:hint="eastAsia" w:ascii="Times New Roman" w:hAnsi="Times New Roman" w:eastAsia="Times New Roman" w:cs="Times New Roman"/>
+        </w:rPr>
+        <w:t>？</w:t>
+      </w:r>
+    </w:p>
+    <w:p>
+      <w:pPr>
+        <w:pStyle w:val="BodyText"/>
+      </w:pPr>
+      <w:r>
+        <w:rPr>
+          <w:rFonts w:ascii="Times New Roman" w:hAnsi="Times New Roman" w:eastAsia="Times New Roman" w:cs="Times New Roman"/>
+          <w:b/>
+          <w:bCs/>
+        </w:rPr>
+        <w:t xml:space="preserve">2-6</w:t>
+      </w:r>
+      <w:r>
+        <w:rPr>
+          <w:rFonts w:ascii="Times New Roman" w:hAnsi="Times New Roman" w:eastAsia="Times New Roman" w:cs="Times New Roman"/>
+        </w:rPr>
+        <w:t xml:space="preserve"> </w:t>
+      </w:r>
+      <w:r>
+        <w:rPr>
+          <w:rFonts w:hint="eastAsia" w:ascii="Times New Roman" w:hAnsi="Times New Roman" w:eastAsia="FangSong" w:cs="Times New Roman"/>
+        </w:rPr>
+        <w:t>同条件同类型</w:t>
+      </w:r>
+      <w:r>
+        <w:rPr>
+          <w:rFonts w:hint="eastAsia" w:ascii="Times New Roman" w:hAnsi="Times New Roman" w:eastAsia="Times New Roman" w:cs="Times New Roman"/>
+        </w:rPr>
+        <w:t>，</w:t>
+      </w:r>
+      <w:r>
+        <w:rPr>
+          <w:rFonts w:hint="eastAsia" w:ascii="Times New Roman" w:hAnsi="Times New Roman" w:eastAsia="FangSong" w:cs="Times New Roman"/>
+        </w:rPr>
+        <w:t>为何反应</w:t>
+      </w:r>
+      <w:r>
+        <w:rPr>
+          <w:rFonts w:ascii="Times New Roman" w:hAnsi="Times New Roman" w:eastAsia="Times New Roman" w:cs="Times New Roman"/>
+        </w:rPr>
+        <w:t xml:space="preserve"> c </w:t>
+      </w:r>
+      <w:r>
+        <w:rPr>
+          <w:rFonts w:hint="eastAsia" w:ascii="Times New Roman" w:hAnsi="Times New Roman" w:eastAsia="FangSong" w:cs="Times New Roman"/>
+        </w:rPr>
+        <w:t xml:space="preserve">比</w:t>
+      </w:r>
+      <w:r>
+        <w:rPr>
+          <w:rFonts w:ascii="Times New Roman" w:hAnsi="Times New Roman" w:eastAsia="Times New Roman" w:cs="Times New Roman"/>
+        </w:rPr>
+        <w:t xml:space="preserve"> b </w:t>
+      </w:r>
+      <w:r>
+        <w:rPr>
+          <w:rFonts w:hint="eastAsia" w:ascii="Times New Roman" w:hAnsi="Times New Roman" w:eastAsia="FangSong" w:cs="Times New Roman"/>
+        </w:rPr>
+        <w:t>快很多</w:t>
+      </w:r>
+      <w:r>
+        <w:rPr>
+          <w:rFonts w:hint="eastAsia" w:ascii="Times New Roman" w:hAnsi="Times New Roman" w:eastAsia="Times New Roman" w:cs="Times New Roman"/>
+        </w:rPr>
+        <w:t>？</w:t>
+      </w:r>
+    </w:p>
+    <w:p>
+      <w:pPr>
+        <w:pStyle w:val="BodyText"/>
+      </w:pPr>
+      <w:r>
+        <w:rPr>
+          <w:rFonts w:ascii="Times New Roman" w:hAnsi="Times New Roman" w:eastAsia="Times New Roman" w:cs="Times New Roman"/>
+          <w:b/>
+          <w:bCs/>
+        </w:rPr>
+        <w:t xml:space="preserve">2-1</w:t>
+      </w:r>
+      <w:r>
+        <w:rPr>
+          <w:rFonts w:ascii="Times New Roman" w:hAnsi="Times New Roman" w:eastAsia="Times New Roman" w:cs="Times New Roman"/>
+        </w:rPr>
+        <w:t xml:space="preserve"> </w:t>
+      </w:r>
+      <w:r>
+        <w:rPr>
+          <w:rFonts w:hint="eastAsia" w:ascii="Times New Roman" w:hAnsi="Times New Roman" w:eastAsia="FangSong" w:cs="Times New Roman"/>
+        </w:rPr>
+        <w:t xml:space="preserve">反应</w:t>
+      </w:r>
+      <w:r>
+        <w:rPr>
+          <w:rFonts w:ascii="Times New Roman" w:hAnsi="Times New Roman" w:eastAsia="Times New Roman" w:cs="Times New Roman"/>
+        </w:rPr>
+        <w:t xml:space="preserve"> </w:t>
+      </w:r>
+      <w:r>
+        <w:rPr>
+          <w:rFonts w:hint="eastAsia" w:ascii="Times New Roman" w:hAnsi="Times New Roman" w:eastAsia="Times New Roman" w:cs="Times New Roman"/>
+        </w:rPr>
+        <w:t>a：</w:t>
+      </w:r>
+      <w:r>
+        <w:rPr>
+          <w:rFonts w:hint="eastAsia" w:ascii="Times New Roman" w:hAnsi="Times New Roman" w:eastAsia="FangSong" w:cs="Times New Roman"/>
+        </w:rPr>
+        <w:t>假设二级</w:t>
+      </w:r>
+      <w:r>
+        <w:rPr>
+          <w:rFonts w:hint="eastAsia" w:ascii="Times New Roman" w:hAnsi="Times New Roman" w:eastAsia="Times New Roman" w:cs="Times New Roman"/>
+        </w:rPr>
+        <w:t>（c</w:t>
+      </w:r>
+      <w:r>
+        <w:rPr>
+          <w:rFonts w:hint="eastAsia" w:ascii="Times New Roman" w:hAnsi="Times New Roman" w:eastAsia="Times New Roman" w:cs="Times New Roman"/>
+          <w:vertAlign w:val="subscript"/>
+        </w:rPr>
+        <w:t>0</w:t>
+      </w:r>
+      <w:r>
+        <w:rPr>
+          <w:rFonts w:hint="eastAsia" w:ascii="Times New Roman" w:hAnsi="Times New Roman" w:eastAsia="Times New Roman" w:cs="Times New Roman"/>
+        </w:rPr>
+        <w:t>=0.1</w:t>
+      </w:r>
+      <w:r>
+        <w:rPr>
+          <w:rFonts w:ascii="Times New Roman" w:hAnsi="Times New Roman" w:eastAsia="Times New Roman" w:cs="Times New Roman"/>
+        </w:rPr>
+        <w:t xml:space="preserve"> </w:t>
+      </w:r>
+      <w:r>
+        <w:rPr>
+          <w:rFonts w:hint="eastAsia" w:ascii="Times New Roman" w:hAnsi="Times New Roman" w:eastAsia="FangSong" w:cs="Times New Roman"/>
+        </w:rPr>
+        <w:t xml:space="preserve">时</w:t>
+      </w:r>
+      <w:r>
+        <w:rPr>
+          <w:rFonts w:ascii="Times New Roman" w:hAnsi="Times New Roman" w:eastAsia="Times New Roman" w:cs="Times New Roman"/>
+        </w:rPr>
+        <w:t xml:space="preserve"> </w:t>
+      </w:r>
+      <w:r>
+        <w:rPr>
+          <w:rFonts w:hint="eastAsia" w:ascii="Times New Roman" w:hAnsi="Times New Roman" w:eastAsia="Times New Roman" w:cs="Times New Roman"/>
+        </w:rPr>
+        <w:t>k=1/t(1/c−1/c</w:t>
+      </w:r>
+      <w:r>
+        <w:rPr>
+          <w:rFonts w:hint="eastAsia" w:ascii="Times New Roman" w:hAnsi="Times New Roman" w:eastAsia="Times New Roman" w:cs="Times New Roman"/>
+          <w:vertAlign w:val="subscript"/>
+        </w:rPr>
+        <w:t>0</w:t>
+      </w:r>
+      <w:r>
+        <w:rPr>
+          <w:rFonts w:hint="eastAsia" w:ascii="Times New Roman" w:hAnsi="Times New Roman" w:eastAsia="Times New Roman" w:cs="Times New Roman"/>
+        </w:rPr>
+        <w:t>)），</w:t>
+      </w:r>
+      <w:r>
+        <w:rPr>
+          <w:rFonts w:hint="eastAsia" w:ascii="Times New Roman" w:hAnsi="Times New Roman" w:eastAsia="FangSong" w:cs="Times New Roman"/>
+        </w:rPr>
+        <w:t>各时刻</w:t>
+      </w:r>
+      <w:r>
+        <w:rPr>
+          <w:rFonts w:ascii="Times New Roman" w:hAnsi="Times New Roman" w:eastAsia="Times New Roman" w:cs="Times New Roman"/>
+        </w:rPr>
+        <w:t xml:space="preserve"> k≈0.176 </w:t>
+      </w:r>
+      <w:r>
+        <w:rPr>
+          <w:rFonts w:hint="eastAsia" w:ascii="Times New Roman" w:hAnsi="Times New Roman" w:eastAsia="FangSong" w:cs="Times New Roman"/>
+        </w:rPr>
+        <w:t xml:space="preserve">恒定</w:t>
+      </w:r>
+      <w:r>
+        <w:rPr>
+          <w:rFonts w:ascii="Times New Roman" w:hAnsi="Times New Roman" w:eastAsia="Times New Roman" w:cs="Times New Roman"/>
+        </w:rPr>
+        <w:t xml:space="preserve"> →</w:t>
+      </w:r>
+      <w:r>
+        <w:rPr>
+          <w:rFonts w:ascii="Times New Roman" w:hAnsi="Times New Roman" w:eastAsia="Times New Roman" w:cs="Times New Roman"/>
+        </w:rPr>
+        <w:t xml:space="preserve"> </w:t>
+      </w:r>
+      <w:r>
+        <w:rPr>
+          <w:rFonts w:hint="eastAsia" w:ascii="Times New Roman" w:hAnsi="Times New Roman" w:eastAsia="FangSong" w:cs="Times New Roman"/>
+          <w:b/>
+          <w:bCs/>
+        </w:rPr>
+        <w:t xml:space="preserve">二级</w:t>
+      </w:r>
+      <w:r>
+        <w:rPr>
+          <w:rFonts w:ascii="Times New Roman" w:hAnsi="Times New Roman" w:eastAsia="Times New Roman" w:cs="Times New Roman"/>
+        </w:rPr>
+        <w:t xml:space="preserve">。</w:t>
+      </w:r>
+    </w:p>
+    <w:p>
+      <w:pPr>
+        <w:pStyle w:val="BodyText"/>
+      </w:pPr>
+      <w:r>
+        <w:rPr>
+          <w:rFonts w:hint="eastAsia" w:ascii="Times New Roman" w:hAnsi="Times New Roman" w:eastAsia="FangSong" w:cs="Times New Roman"/>
+        </w:rPr>
+        <w:t xml:space="preserve">反应</w:t>
+      </w:r>
+      <w:r>
+        <w:rPr>
+          <w:rFonts w:ascii="Times New Roman" w:hAnsi="Times New Roman" w:eastAsia="Times New Roman" w:cs="Times New Roman"/>
+        </w:rPr>
+        <w:t xml:space="preserve"> </w:t>
+      </w:r>
+      <w:r>
+        <w:rPr>
+          <w:rFonts w:hint="eastAsia" w:ascii="Times New Roman" w:hAnsi="Times New Roman" w:eastAsia="Times New Roman" w:cs="Times New Roman"/>
+        </w:rPr>
+        <w:t>b：</w:t>
+      </w:r>
+      <w:r>
+        <w:rPr>
+          <w:rFonts w:hint="eastAsia" w:ascii="Times New Roman" w:hAnsi="Times New Roman" w:eastAsia="FangSong" w:cs="Times New Roman"/>
+        </w:rPr>
+        <w:t>半衰期与起始浓度无关</w:t>
+      </w:r>
+      <w:r>
+        <w:rPr>
+          <w:rFonts w:ascii="Times New Roman" w:hAnsi="Times New Roman" w:eastAsia="Times New Roman" w:cs="Times New Roman"/>
+        </w:rPr>
+        <w:t xml:space="preserve"> →</w:t>
+      </w:r>
+      <w:r>
+        <w:rPr>
+          <w:rFonts w:ascii="Times New Roman" w:hAnsi="Times New Roman" w:eastAsia="Times New Roman" w:cs="Times New Roman"/>
+        </w:rPr>
+        <w:t xml:space="preserve"> </w:t>
+      </w:r>
+      <w:r>
+        <w:rPr>
+          <w:rFonts w:hint="eastAsia" w:ascii="Times New Roman" w:hAnsi="Times New Roman" w:eastAsia="FangSong" w:cs="Times New Roman"/>
+          <w:b/>
+          <w:bCs/>
+        </w:rPr>
+        <w:t xml:space="preserve">一级</w:t>
+      </w:r>
+      <w:r>
+        <w:rPr>
+          <w:rFonts w:hint="eastAsia" w:ascii="Times New Roman" w:hAnsi="Times New Roman" w:eastAsia="Times New Roman" w:cs="Times New Roman"/>
+        </w:rPr>
+        <w:t>。</w:t>
+      </w:r>
+      <w:r>
+        <w:rPr>
+          <w:rFonts w:hint="eastAsia" w:ascii="Times New Roman" w:hAnsi="Times New Roman" w:eastAsia="FangSong" w:cs="Times New Roman"/>
+        </w:rPr>
+        <w:t>反应</w:t>
+      </w:r>
+      <w:r>
+        <w:rPr>
+          <w:rFonts w:ascii="Times New Roman" w:hAnsi="Times New Roman" w:eastAsia="Times New Roman" w:cs="Times New Roman"/>
+        </w:rPr>
+        <w:t xml:space="preserve"> c </w:t>
+      </w:r>
+      <w:r>
+        <w:rPr>
+          <w:rFonts w:hint="eastAsia" w:ascii="Times New Roman" w:hAnsi="Times New Roman" w:eastAsia="FangSong" w:cs="Times New Roman"/>
+        </w:rPr>
+        <w:t xml:space="preserve">与</w:t>
+      </w:r>
+      <w:r>
+        <w:rPr>
+          <w:rFonts w:ascii="Times New Roman" w:hAnsi="Times New Roman" w:eastAsia="Times New Roman" w:cs="Times New Roman"/>
+        </w:rPr>
+        <w:t xml:space="preserve"> b </w:t>
+      </w:r>
+      <w:r>
+        <w:rPr>
+          <w:rFonts w:hint="eastAsia" w:ascii="Times New Roman" w:hAnsi="Times New Roman" w:eastAsia="FangSong" w:cs="Times New Roman"/>
+        </w:rPr>
+        <w:t xml:space="preserve">同机理</w:t>
+      </w:r>
+      <w:r>
+        <w:rPr>
+          <w:rFonts w:ascii="Times New Roman" w:hAnsi="Times New Roman" w:eastAsia="Times New Roman" w:cs="Times New Roman"/>
+        </w:rPr>
+        <w:t xml:space="preserve"> →</w:t>
+      </w:r>
+      <w:r>
+        <w:rPr>
+          <w:rFonts w:ascii="Times New Roman" w:hAnsi="Times New Roman" w:eastAsia="Times New Roman" w:cs="Times New Roman"/>
+        </w:rPr>
+        <w:t xml:space="preserve"> </w:t>
+      </w:r>
+      <w:r>
+        <w:rPr>
+          <w:rFonts w:hint="eastAsia" w:ascii="Times New Roman" w:hAnsi="Times New Roman" w:eastAsia="FangSong" w:cs="Times New Roman"/>
+          <w:b/>
+          <w:bCs/>
+        </w:rPr>
+        <w:t xml:space="preserve">一级</w:t>
+      </w:r>
+      <w:r>
+        <w:rPr>
+          <w:rFonts w:ascii="Times New Roman" w:hAnsi="Times New Roman" w:eastAsia="Times New Roman" w:cs="Times New Roman"/>
+        </w:rPr>
+        <w:t xml:space="preserve">。</w:t>
+      </w:r>
+    </w:p>
+    <w:p>
+      <w:pPr>
+        <w:pStyle w:val="BodyText"/>
+      </w:pPr>
+      <w:r>
+        <w:rPr>
+          <w:rFonts w:ascii="Times New Roman" w:hAnsi="Times New Roman" w:eastAsia="Times New Roman" w:cs="Times New Roman"/>
+          <w:b/>
+          <w:bCs/>
+        </w:rPr>
+        <w:t xml:space="preserve">2-2</w:t>
+      </w:r>
+      <w:r>
+        <w:rPr>
+          <w:rFonts w:ascii="Times New Roman" w:hAnsi="Times New Roman" w:eastAsia="Times New Roman" w:cs="Times New Roman"/>
+        </w:rPr>
+        <w:t xml:space="preserve"> </w:t>
+      </w:r>
+      <w:r>
+        <w:rPr>
+          <w:rFonts w:ascii="Times New Roman" w:hAnsi="Times New Roman" w:eastAsia="Times New Roman" w:cs="Times New Roman"/>
+        </w:rPr>
+        <w:t xml:space="preserve">k_a = 0.176 </w:t>
+      </w:r>
+      <w:r>
+        <w:rPr>
+          <w:rFonts w:hint="eastAsia" w:ascii="Times New Roman" w:hAnsi="Times New Roman" w:eastAsia="Times New Roman" w:cs="Times New Roman"/>
+        </w:rPr>
+        <w:t>dm</w:t>
+      </w:r>
+      <w:r>
+        <w:rPr>
+          <w:rFonts w:hint="eastAsia" w:ascii="Times New Roman" w:hAnsi="Times New Roman" w:eastAsia="Times New Roman" w:cs="Times New Roman"/>
+          <w:vertAlign w:val="superscript"/>
+        </w:rPr>
+        <w:t>3</w:t>
+      </w:r>
+      <w:r>
+        <w:rPr>
+          <w:rFonts w:hint="eastAsia" w:ascii="Times New Roman" w:hAnsi="Times New Roman" w:eastAsia="Times New Roman" w:cs="Times New Roman"/>
+        </w:rPr>
+        <w:t>·mol</w:t>
+      </w:r>
+      <w:r>
+        <w:rPr>
+          <w:rFonts w:hint="eastAsia" w:ascii="Times New Roman" w:hAnsi="Times New Roman" w:eastAsia="Times New Roman" w:cs="Times New Roman"/>
+          <w:vertAlign w:val="superscript"/>
+        </w:rPr>
+        <w:t>-1</w:t>
+      </w:r>
+      <w:r>
+        <w:rPr>
+          <w:rFonts w:hint="eastAsia" w:ascii="Times New Roman" w:hAnsi="Times New Roman" w:eastAsia="Times New Roman" w:cs="Times New Roman"/>
+        </w:rPr>
+        <w:t>·min</w:t>
+      </w:r>
+      <w:r>
+        <w:rPr>
+          <w:rFonts w:hint="eastAsia" w:ascii="Times New Roman" w:hAnsi="Times New Roman" w:eastAsia="Times New Roman" w:cs="Times New Roman"/>
+          <w:vertAlign w:val="superscript"/>
+        </w:rPr>
+        <w:t>-1</w:t>
+      </w:r>
+      <w:r>
+        <w:rPr>
+          <w:rFonts w:hint="eastAsia" w:ascii="Times New Roman" w:hAnsi="Times New Roman" w:eastAsia="Times New Roman" w:cs="Times New Roman"/>
+        </w:rPr>
+        <w:t>（m</w:t>
+      </w:r>
+      <w:r>
+        <w:rPr>
+          <w:rFonts w:hint="eastAsia" w:ascii="Times New Roman" w:hAnsi="Times New Roman" w:eastAsia="Times New Roman" w:cs="Times New Roman"/>
+          <w:vertAlign w:val="superscript"/>
+        </w:rPr>
+        <w:t>3</w:t>
+      </w:r>
+      <w:r>
+        <w:rPr>
+          <w:rFonts w:hint="eastAsia" w:ascii="Times New Roman" w:hAnsi="Times New Roman" w:eastAsia="Times New Roman" w:cs="Times New Roman"/>
+        </w:rPr>
+        <w:t>·mol</w:t>
+      </w:r>
+      <w:r>
+        <w:rPr>
+          <w:rFonts w:hint="eastAsia" w:ascii="Times New Roman" w:hAnsi="Times New Roman" w:eastAsia="Times New Roman" w:cs="Times New Roman"/>
+          <w:vertAlign w:val="superscript"/>
+        </w:rPr>
+        <w:t>-1</w:t>
+      </w:r>
+      <w:r>
+        <w:rPr>
+          <w:rFonts w:hint="eastAsia" w:ascii="Times New Roman" w:hAnsi="Times New Roman" w:eastAsia="Times New Roman" w:cs="Times New Roman"/>
+        </w:rPr>
+        <w:t>·min</w:t>
+      </w:r>
+      <w:r>
+        <w:rPr>
+          <w:rFonts w:hint="eastAsia" w:ascii="Times New Roman" w:hAnsi="Times New Roman" w:eastAsia="Times New Roman" w:cs="Times New Roman"/>
+          <w:vertAlign w:val="superscript"/>
+        </w:rPr>
+        <w:t>-1</w:t>
+      </w:r>
+      <w:r>
+        <w:rPr>
+          <w:rFonts w:ascii="Times New Roman" w:hAnsi="Times New Roman" w:eastAsia="Times New Roman" w:cs="Times New Roman"/>
+        </w:rPr>
+        <w:t xml:space="preserve"> </w:t>
+      </w:r>
+      <w:r>
+        <w:rPr>
+          <w:rFonts w:hint="eastAsia" w:ascii="Times New Roman" w:hAnsi="Times New Roman" w:eastAsia="FangSong" w:cs="Times New Roman"/>
+        </w:rPr>
+        <w:t>亦等价</w:t>
+      </w:r>
+      <w:r>
+        <w:rPr>
+          <w:rFonts w:hint="eastAsia" w:ascii="Times New Roman" w:hAnsi="Times New Roman" w:eastAsia="Times New Roman" w:cs="Times New Roman"/>
+        </w:rPr>
+        <w:t>）。</w:t>
+      </w:r>
+    </w:p>
+    <w:p>
+      <w:pPr>
+        <w:pStyle w:val="BodyText"/>
+      </w:pPr>
+      <w:r>
+        <w:rPr>
+          <w:rFonts w:ascii="Times New Roman" w:hAnsi="Times New Roman" w:eastAsia="Times New Roman" w:cs="Times New Roman"/>
+          <w:b/>
+          <w:bCs/>
+        </w:rPr>
+        <w:t xml:space="preserve">2-3</w:t>
+      </w:r>
+      <w:r>
+        <w:rPr>
+          <w:rFonts w:ascii="Times New Roman" w:hAnsi="Times New Roman" w:eastAsia="Times New Roman" w:cs="Times New Roman"/>
+        </w:rPr>
+        <w:t xml:space="preserve"> </w:t>
+      </w:r>
+      <w:r>
+        <w:rPr>
+          <w:rFonts w:ascii="Times New Roman" w:hAnsi="Times New Roman" w:eastAsia="Times New Roman" w:cs="Times New Roman"/>
+        </w:rPr>
+        <w:t xml:space="preserve">a </w:t>
+      </w:r>
+      <w:r>
+        <w:rPr>
+          <w:rFonts w:hint="eastAsia" w:ascii="Times New Roman" w:hAnsi="Times New Roman" w:eastAsia="FangSong" w:cs="Times New Roman"/>
+        </w:rPr>
+        <w:t>为二级</w:t>
+      </w:r>
+      <w:r>
+        <w:rPr>
+          <w:rFonts w:hint="eastAsia" w:ascii="Times New Roman" w:hAnsi="Times New Roman" w:eastAsia="Times New Roman" w:cs="Times New Roman"/>
+        </w:rPr>
+        <w:t>：k(35℃)=1/t</w:t>
+      </w:r>
+      <w:r>
+        <w:rPr>
+          <w:rFonts w:hint="eastAsia" w:ascii="Times New Roman" w:hAnsi="Times New Roman" w:eastAsia="Times New Roman" w:cs="Times New Roman"/>
+          <w:vertAlign w:val="subscript"/>
+        </w:rPr>
+        <w:t>1</w:t>
+      </w:r>
+      <w:r>
+        <w:rPr>
+          <w:rFonts w:hint="eastAsia" w:ascii="Times New Roman" w:hAnsi="Times New Roman" w:eastAsia="Times New Roman" w:cs="Times New Roman"/>
+        </w:rPr>
+        <w:t>/</w:t>
+      </w:r>
+      <w:r>
+        <w:rPr>
+          <w:rFonts w:hint="eastAsia" w:ascii="Times New Roman" w:hAnsi="Times New Roman" w:eastAsia="Times New Roman" w:cs="Times New Roman"/>
+          <w:vertAlign w:val="subscript"/>
+        </w:rPr>
+        <w:t>2</w:t>
+      </w:r>
+      <w:r>
+        <w:rPr>
+          <w:rFonts w:hint="eastAsia" w:ascii="Times New Roman" w:hAnsi="Times New Roman" w:eastAsia="Times New Roman" w:cs="Times New Roman"/>
+        </w:rPr>
+        <w:t>×1/c</w:t>
+      </w:r>
+      <w:r>
+        <w:rPr>
+          <w:rFonts w:hint="eastAsia" w:ascii="Times New Roman" w:hAnsi="Times New Roman" w:eastAsia="Times New Roman" w:cs="Times New Roman"/>
+          <w:vertAlign w:val="subscript"/>
+        </w:rPr>
+        <w:t>0</w:t>
+      </w:r>
+      <w:r>
+        <w:rPr>
+          <w:rFonts w:ascii="Times New Roman" w:hAnsi="Times New Roman" w:eastAsia="Times New Roman" w:cs="Times New Roman"/>
+        </w:rPr>
+        <w:t xml:space="preserve"> = (1/21)×(1/0.1) = </w:t>
+      </w:r>
+      <w:r>
+        <w:rPr>
+          <w:rFonts w:hint="eastAsia" w:ascii="Times New Roman" w:hAnsi="Times New Roman" w:eastAsia="Times New Roman" w:cs="Times New Roman"/>
+        </w:rPr>
+        <w:t xml:space="preserve">0.476：</w:t>
+      </w:r>
+    </w:p>
+    <w:p>
+      <w:pPr>
+        <w:pStyle w:val="BodyText"/>
+      </w:pPr>
+      <m:oMathPara>
+        <m:oMathParaPr>
+          <m:jc m:val="center"/>
+          <m:ctrlPr>
+            <w:rPr>
+              <w:sz w:val="28"/>
+              <w:szCs w:val="28"/>
+            </w:rPr>
+          </m:ctrlPr>
+        </m:oMathParaPr>
+        <m:oMath>
+          <m:sSub>
+            <m:e>
+              <m:r>
+                <m:t>E</m:t>
+              </m:r>
+            </m:e>
+            <m:sub>
+              <m:r>
+                <m:rPr>
+                  <m:sty m:val="p"/>
+                </m:rPr>
+                <m:t>a</m:t>
+              </m:r>
+            </m:sub>
+          </m:sSub>
+          <m:r>
+            <m:rPr>
+              <m:sty m:val="p"/>
+            </m:rPr>
+            <m:t>=</m:t>
+          </m:r>
+          <m:r>
+            <m:t>R</m:t>
+          </m:r>
+          <m:r>
+            <m:rPr>
+              <m:sty m:val="p"/>
+            </m:rPr>
+            <m:t>ln</m:t>
+          </m:r>
+          <m:r>
+            <m:rPr>
+              <m:sty m:val="p"/>
+            </m:rPr>
+            <m:t>(</m:t>
+          </m:r>
+          <m:sSub>
+            <m:e>
+              <m:r>
+                <m:t>k</m:t>
+              </m:r>
+            </m:e>
+            <m:sub>
+              <m:r>
+                <m:t>35</m:t>
+              </m:r>
+            </m:sub>
+          </m:sSub>
+          <m:r>
+            <m:rPr>
+              <m:sty m:val="p"/>
+            </m:rPr>
+            <m:t>/</m:t>
+          </m:r>
+          <m:sSub>
+            <m:e>
+              <m:r>
+                <m:t>k</m:t>
+              </m:r>
+            </m:e>
+            <m:sub>
+              <m:r>
+                <m:t>25</m:t>
+              </m:r>
+            </m:sub>
+          </m:sSub>
+          <m:r>
+            <m:rPr>
+              <m:sty m:val="p"/>
+            </m:rPr>
+            <m:t>)</m:t>
+          </m:r>
+          <m:r>
+            <m:rPr>
+              <m:sty m:val="p"/>
+            </m:rPr>
+            <m:t>×</m:t>
+          </m:r>
+          <m:sSub>
+            <m:e>
+              <m:r>
+                <m:t>T</m:t>
+              </m:r>
+            </m:e>
+            <m:sub>
+              <m:r>
+                <m:t>1</m:t>
+              </m:r>
+            </m:sub>
+          </m:sSub>
+          <m:sSub>
+            <m:e>
+              <m:r>
+                <m:t>T</m:t>
+              </m:r>
+            </m:e>
+            <m:sub>
+              <m:r>
+                <m:t>2</m:t>
+              </m:r>
+            </m:sub>
+          </m:sSub>
+          <m:r>
+            <m:rPr>
+              <m:sty m:val="p"/>
+            </m:rPr>
+            <m:t>/</m:t>
+          </m:r>
+          <m:r>
+            <m:rPr>
+              <m:sty m:val="p"/>
+            </m:rPr>
+            <m:t>(</m:t>
+          </m:r>
+          <m:sSub>
+            <m:e>
+              <m:r>
+                <m:t>T</m:t>
+              </m:r>
+            </m:e>
+            <m:sub>
+              <m:r>
+                <m:t>2</m:t>
+              </m:r>
+            </m:sub>
+          </m:sSub>
+          <m:r>
+            <m:rPr>
+              <m:sty m:val="p"/>
+            </m:rPr>
+            <m:t>−</m:t>
+          </m:r>
+          <m:sSub>
+            <m:e>
+              <m:r>
+                <m:t>T</m:t>
+              </m:r>
+            </m:e>
+            <m:sub>
+              <m:r>
+                <m:t>1</m:t>
+              </m:r>
+            </m:sub>
+          </m:sSub>
+          <m:r>
+            <m:rPr>
+              <m:sty m:val="p"/>
+            </m:rPr>
+            <m:t>)</m:t>
+          </m:r>
+          <m:r>
+            <m:rPr>
+              <m:sty m:val="p"/>
+            </m:rPr>
+            <m:t>=</m:t>
+          </m:r>
+          <m:r>
+            <m:t>8.314</m:t>
+          </m:r>
+          <m:r>
+            <m:rPr>
+              <m:sty m:val="p"/>
+            </m:rPr>
+            <m:t>×</m:t>
+          </m:r>
+          <m:r>
+            <m:rPr>
+              <m:sty m:val="p"/>
+            </m:rPr>
+            <m:t>ln</m:t>
+          </m:r>
+          <m:r>
+            <m:rPr>
+              <m:sty m:val="p"/>
+            </m:rPr>
+            <m:t>(</m:t>
+          </m:r>
+          <m:r>
+            <m:t>0.476</m:t>
+          </m:r>
+          <m:r>
+            <m:rPr>
+              <m:sty m:val="p"/>
+            </m:rPr>
+            <m:t>/</m:t>
+          </m:r>
+          <m:r>
+            <m:t>0.176</m:t>
+          </m:r>
+          <m:r>
+            <m:rPr>
+              <m:sty m:val="p"/>
+            </m:rPr>
+            <m:t>)</m:t>
+          </m:r>
+          <m:r>
+            <m:rPr>
+              <m:sty m:val="p"/>
+            </m:rPr>
+            <m:t>×</m:t>
+          </m:r>
+          <m:r>
+            <m:rPr>
+              <m:sty m:val="p"/>
+            </m:rPr>
+            <m:t>(</m:t>
+          </m:r>
+          <m:r>
+            <m:t>298</m:t>
+          </m:r>
+          <m:r>
+            <m:rPr>
+              <m:sty m:val="p"/>
+            </m:rPr>
+            <m:t>×</m:t>
+          </m:r>
+          <m:r>
+            <m:t>308</m:t>
+          </m:r>
+          <m:r>
+            <m:rPr>
+              <m:sty m:val="p"/>
+            </m:rPr>
+            <m:t>)</m:t>
+          </m:r>
+          <m:r>
+            <m:rPr>
+              <m:sty m:val="p"/>
+            </m:rPr>
+            <m:t>/</m:t>
+          </m:r>
+          <m:r>
+            <m:t>10</m:t>
+          </m:r>
+          <m:r>
+            <m:rPr>
+              <m:sty m:val="p"/>
+            </m:rPr>
+            <m:t>=</m:t>
+          </m:r>
+          <m:r>
+            <m:t>75.9</m:t>
+          </m:r>
+          <m:r>
+            <m:t> </m:t>
+          </m:r>
+          <m:r>
+            <m:rPr>
+              <m:sty m:val="p"/>
+            </m:rPr>
+            <m:t>k</m:t>
+          </m:r>
+          <m:r>
+            <m:rPr>
+              <m:sty m:val="p"/>
+            </m:rPr>
+            <m:t>J</m:t>
+          </m:r>
+          <m:r>
+            <m:rPr>
+              <m:sty m:val="p"/>
+            </m:rPr>
+            <m:t>/</m:t>
+          </m:r>
+          <m:r>
+            <m:rPr>
+              <m:sty m:val="p"/>
+            </m:rPr>
+            <m:t>m</m:t>
+          </m:r>
+          <m:r>
+            <m:rPr>
+              <m:sty m:val="p"/>
+            </m:rPr>
+            <m:t>o</m:t>
+          </m:r>
+          <m:r>
+            <m:rPr>
+              <m:sty m:val="p"/>
+            </m:rPr>
+            <m:t>l</m:t>
+          </m:r>
+        </m:oMath>
+      </m:oMathPara>
+    </w:p>
+    <w:p>
+      <w:pPr>
+        <w:pStyle w:val="FirstParagraph"/>
+      </w:pPr>
+      <w:r>
+        <w:rPr>
+          <w:rFonts w:ascii="Times New Roman" w:hAnsi="Times New Roman" w:eastAsia="Times New Roman" w:cs="Times New Roman"/>
+        </w:rPr>
+        <w:t xml:space="preserve">b </w:t>
+      </w:r>
+      <w:r>
+        <w:rPr>
+          <w:rFonts w:hint="eastAsia" w:ascii="Times New Roman" w:hAnsi="Times New Roman" w:eastAsia="FangSong" w:cs="Times New Roman"/>
+        </w:rPr>
+        <w:t>为一级</w:t>
+      </w:r>
+      <w:r>
+        <w:rPr>
+          <w:rFonts w:hint="eastAsia" w:ascii="Times New Roman" w:hAnsi="Times New Roman" w:eastAsia="Times New Roman" w:cs="Times New Roman"/>
+        </w:rPr>
+        <w:t>：k(25℃)=ln2/32=2.166×10</w:t>
+      </w:r>
+      <w:r>
+        <w:rPr>
+          <w:rFonts w:hint="eastAsia" w:ascii="Times New Roman" w:hAnsi="Times New Roman" w:eastAsia="Times New Roman" w:cs="Times New Roman"/>
+          <w:vertAlign w:val="superscript"/>
+        </w:rPr>
+        <w:t>-2</w:t>
+      </w:r>
+      <w:r>
+        <w:rPr>
+          <w:rFonts w:hint="eastAsia" w:ascii="Times New Roman" w:hAnsi="Times New Roman" w:eastAsia="Times New Roman" w:cs="Times New Roman"/>
+        </w:rPr>
+        <w:t>，k(35℃)=ln2/11=6.301×10</w:t>
+      </w:r>
+      <w:r>
+        <w:rPr>
+          <w:rFonts w:hint="eastAsia" w:ascii="Times New Roman" w:hAnsi="Times New Roman" w:eastAsia="Times New Roman" w:cs="Times New Roman"/>
+          <w:vertAlign w:val="superscript"/>
+        </w:rPr>
+        <w:t>-2</w:t>
+      </w:r>
+      <w:r>
+        <w:rPr>
+          <w:rFonts w:hint="eastAsia" w:ascii="Times New Roman" w:hAnsi="Times New Roman" w:eastAsia="Times New Roman" w:cs="Times New Roman"/>
+        </w:rPr>
+        <w:t>：</w:t>
+      </w:r>
+    </w:p>
+    <w:p>
+      <w:pPr>
+        <w:pStyle w:val="BodyText"/>
+      </w:pPr>
+      <m:oMathPara>
+        <m:oMathParaPr>
+          <m:jc m:val="center"/>
+          <m:ctrlPr>
+            <w:rPr>
+              <w:sz w:val="28"/>
+              <w:szCs w:val="28"/>
+            </w:rPr>
+          </m:ctrlPr>
+        </m:oMathParaPr>
+        <m:oMath>
+          <m:sSub>
+            <m:e>
+              <m:r>
+                <m:t>E</m:t>
+              </m:r>
+            </m:e>
+            <m:sub>
+              <m:r>
+                <m:rPr>
+                  <m:sty m:val="p"/>
+                </m:rPr>
+                <m:t>b</m:t>
+              </m:r>
+            </m:sub>
+          </m:sSub>
+          <m:r>
+            <m:rPr>
+              <m:sty m:val="p"/>
+            </m:rPr>
+            <m:t>=</m:t>
+          </m:r>
+          <m:r>
+            <m:t>8.314</m:t>
+          </m:r>
+          <m:r>
+            <m:rPr>
+              <m:sty m:val="p"/>
+            </m:rPr>
+            <m:t>×</m:t>
+          </m:r>
+          <m:r>
+            <m:rPr>
+              <m:sty m:val="p"/>
+            </m:rPr>
+            <m:t>ln</m:t>
+          </m:r>
+          <m:r>
+            <m:rPr>
+              <m:sty m:val="p"/>
+            </m:rPr>
+            <m:t>(</m:t>
+          </m:r>
+          <m:r>
+            <m:t>6.301</m:t>
+          </m:r>
+          <m:r>
+            <m:rPr>
+              <m:sty m:val="p"/>
+            </m:rPr>
+            <m:t>/</m:t>
+          </m:r>
+          <m:r>
+            <m:t>2.166</m:t>
+          </m:r>
+          <m:r>
+            <m:rPr>
+              <m:sty m:val="p"/>
+            </m:rPr>
+            <m:t>)</m:t>
+          </m:r>
+          <m:r>
+            <m:rPr>
+              <m:sty m:val="p"/>
+            </m:rPr>
+            <m:t>×</m:t>
+          </m:r>
+          <m:r>
+            <m:rPr>
+              <m:sty m:val="p"/>
+            </m:rPr>
+            <m:t>(</m:t>
+          </m:r>
+          <m:r>
+            <m:t>298</m:t>
+          </m:r>
+          <m:r>
+            <m:rPr>
+              <m:sty m:val="p"/>
+            </m:rPr>
+            <m:t>×</m:t>
+          </m:r>
+          <m:r>
+            <m:t>308</m:t>
+          </m:r>
+          <m:r>
+            <m:rPr>
+              <m:sty m:val="p"/>
+            </m:rPr>
+            <m:t>)</m:t>
+          </m:r>
+          <m:r>
+            <m:rPr>
+              <m:sty m:val="p"/>
+            </m:rPr>
+            <m:t>/</m:t>
+          </m:r>
+          <m:r>
+            <m:t>10</m:t>
+          </m:r>
+          <m:r>
+            <m:rPr>
+              <m:sty m:val="p"/>
+            </m:rPr>
+            <m:t>=</m:t>
+          </m:r>
+          <m:r>
+            <m:t>81.5</m:t>
+          </m:r>
+          <m:r>
+            <m:t> </m:t>
+          </m:r>
+          <m:r>
+            <m:rPr>
+              <m:sty m:val="p"/>
+            </m:rPr>
+            <m:t>k</m:t>
+          </m:r>
+          <m:r>
+            <m:rPr>
+              <m:sty m:val="p"/>
+            </m:rPr>
+            <m:t>J</m:t>
+          </m:r>
+          <m:r>
+            <m:rPr>
+              <m:sty m:val="p"/>
+            </m:rPr>
+            <m:t>/</m:t>
+          </m:r>
+          <m:r>
+            <m:rPr>
+              <m:sty m:val="p"/>
+            </m:rPr>
+            <m:t>m</m:t>
+          </m:r>
+          <m:r>
+            <m:rPr>
+              <m:sty m:val="p"/>
+            </m:rPr>
+            <m:t>o</m:t>
+          </m:r>
+          <m:r>
+            <m:rPr>
+              <m:sty m:val="p"/>
+            </m:rPr>
+            <m:t>l</m:t>
+          </m:r>
+        </m:oMath>
+      </m:oMathPara>
+    </w:p>
+    <w:p>
+      <w:pPr>
+        <w:pStyle w:val="FirstParagraph"/>
+      </w:pPr>
+      <w:r>
+        <w:rPr>
+          <w:rFonts w:ascii="Times New Roman" w:hAnsi="Times New Roman" w:eastAsia="Times New Roman" w:cs="Times New Roman"/>
+          <w:b/>
+          <w:bCs/>
+        </w:rPr>
+        <w:t xml:space="preserve">2-4</w:t>
+      </w:r>
+      <w:r>
+        <w:rPr>
+          <w:rFonts w:ascii="Times New Roman" w:hAnsi="Times New Roman" w:eastAsia="Times New Roman" w:cs="Times New Roman"/>
+        </w:rPr>
+        <w:t xml:space="preserve"> </w:t>
+      </w:r>
+      <w:r>
+        <w:rPr>
+          <w:rFonts w:ascii="Times New Roman" w:hAnsi="Times New Roman" w:eastAsia="Times New Roman" w:cs="Times New Roman"/>
+        </w:rPr>
+        <w:t xml:space="preserve">a </w:t>
+      </w:r>
+      <w:r>
+        <w:rPr>
+          <w:rFonts w:hint="eastAsia" w:ascii="Times New Roman" w:hAnsi="Times New Roman" w:eastAsia="FangSong" w:cs="Times New Roman"/>
+        </w:rPr>
+        <w:t xml:space="preserve">为</w:t>
+      </w:r>
+      <w:r>
+        <w:rPr>
+          <w:rFonts w:ascii="Times New Roman" w:hAnsi="Times New Roman" w:eastAsia="Times New Roman" w:cs="Times New Roman"/>
+        </w:rPr>
+        <w:t xml:space="preserve"> </w:t>
+      </w:r>
+      <w:r>
+        <w:rPr>
+          <w:rFonts w:hint="eastAsia" w:ascii="Times New Roman" w:hAnsi="Times New Roman" w:eastAsia="Times New Roman" w:cs="Times New Roman"/>
+        </w:rPr>
+        <w:t>SN2：OH</w:t>
+      </w:r>
+      <w:r>
+        <w:rPr>
+          <w:rFonts w:hint="eastAsia" w:ascii="Times New Roman" w:hAnsi="Times New Roman" w:eastAsia="Times New Roman" w:cs="Times New Roman"/>
+          <w:vertAlign w:val="superscript"/>
+        </w:rPr>
+        <w:t>-</w:t>
+      </w:r>
+      <w:r>
+        <w:rPr>
+          <w:rFonts w:ascii="Times New Roman" w:hAnsi="Times New Roman" w:eastAsia="Times New Roman" w:cs="Times New Roman"/>
+        </w:rPr>
+        <w:t xml:space="preserve"> </w:t>
+      </w:r>
+      <w:r>
+        <w:rPr>
+          <w:rFonts w:hint="eastAsia" w:ascii="Times New Roman" w:hAnsi="Times New Roman" w:eastAsia="FangSong" w:cs="Times New Roman"/>
+        </w:rPr>
+        <w:t xml:space="preserve">从</w:t>
+      </w:r>
+      <w:r>
+        <w:rPr>
+          <w:rFonts w:ascii="Times New Roman" w:hAnsi="Times New Roman" w:eastAsia="Times New Roman" w:cs="Times New Roman"/>
+        </w:rPr>
+        <w:t xml:space="preserve"> Cl</w:t>
+      </w:r>
+      <w:r>
+        <w:rPr>
+          <w:rFonts w:ascii="Times New Roman" w:hAnsi="Times New Roman" w:eastAsia="Times New Roman" w:cs="Times New Roman"/>
+          <w:vertAlign w:val="superscript"/>
+        </w:rPr>
+        <w:t>-</w:t>
+      </w:r>
+      <w:r>
+        <w:rPr>
+          <w:rFonts w:ascii="Times New Roman" w:hAnsi="Times New Roman" w:eastAsia="Times New Roman" w:cs="Times New Roman"/>
+        </w:rPr>
+        <w:t xml:space="preserve"> </w:t>
+      </w:r>
+      <w:r>
+        <w:rPr>
+          <w:rFonts w:hint="eastAsia" w:ascii="Times New Roman" w:hAnsi="Times New Roman" w:eastAsia="FangSong" w:cs="Times New Roman"/>
+        </w:rPr>
+        <w:t xml:space="preserve">相反侧进攻手性碳形成过渡态</w:t>
+      </w:r>
+      <w:r>
+        <w:rPr>
+          <w:rFonts w:ascii="Times New Roman" w:hAnsi="Times New Roman" w:eastAsia="Times New Roman" w:cs="Times New Roman"/>
+        </w:rPr>
+        <w:t xml:space="preserve"> → </w:t>
+      </w:r>
+      <w:r>
+        <w:rPr>
+          <w:rFonts w:hint="eastAsia" w:ascii="Times New Roman" w:hAnsi="Times New Roman" w:eastAsia="FangSong" w:cs="Times New Roman"/>
+        </w:rPr>
+        <w:t>构型翻转</w:t>
+      </w:r>
+      <w:r>
+        <w:rPr>
+          <w:rFonts w:hint="eastAsia" w:ascii="Times New Roman" w:hAnsi="Times New Roman" w:eastAsia="Times New Roman" w:cs="Times New Roman"/>
+        </w:rPr>
+        <w:t>，</w:t>
+      </w:r>
+      <w:r>
+        <w:rPr>
+          <w:rFonts w:hint="eastAsia" w:ascii="Times New Roman" w:hAnsi="Times New Roman" w:eastAsia="FangSong" w:cs="Times New Roman"/>
+        </w:rPr>
+        <w:t>左旋体</w:t>
+      </w:r>
+      <w:r>
+        <w:rPr>
+          <w:rFonts w:ascii="Times New Roman" w:hAnsi="Times New Roman" w:eastAsia="Times New Roman" w:cs="Times New Roman"/>
+        </w:rPr>
+        <w:t xml:space="preserve"> →</w:t>
+      </w:r>
+      <w:r>
+        <w:rPr>
+          <w:rFonts w:ascii="Times New Roman" w:hAnsi="Times New Roman" w:eastAsia="Times New Roman" w:cs="Times New Roman"/>
+        </w:rPr>
+        <w:t xml:space="preserve"> </w:t>
+      </w:r>
+      <w:r>
+        <w:rPr>
+          <w:rFonts w:hint="eastAsia" w:ascii="Times New Roman" w:hAnsi="Times New Roman" w:eastAsia="FangSong" w:cs="Times New Roman"/>
+          <w:b/>
+          <w:bCs/>
+        </w:rPr>
+        <w:t xml:space="preserve">右旋体</w:t>
+      </w:r>
+      <w:r>
+        <w:rPr>
+          <w:rFonts w:ascii="Times New Roman" w:hAnsi="Times New Roman" w:eastAsia="Times New Roman" w:cs="Times New Roman"/>
+        </w:rPr>
+        <w:t xml:space="preserve">。</w:t>
+      </w:r>
+    </w:p>
+    <w:p>
+      <w:pPr>
+        <w:pStyle w:val="BodyText"/>
+      </w:pPr>
+      <w:r>
+        <w:rPr>
+          <w:rFonts w:ascii="Times New Roman" w:hAnsi="Times New Roman" w:eastAsia="Times New Roman" w:cs="Times New Roman"/>
+          <w:b/>
+          <w:bCs/>
+        </w:rPr>
+        <w:t xml:space="preserve">2-5</w:t>
+      </w:r>
+      <w:r>
+        <w:rPr>
+          <w:rFonts w:ascii="Times New Roman" w:hAnsi="Times New Roman" w:eastAsia="Times New Roman" w:cs="Times New Roman"/>
+        </w:rPr>
+        <w:t xml:space="preserve"> </w:t>
+      </w:r>
+      <w:r>
+        <w:rPr>
+          <w:rFonts w:ascii="Times New Roman" w:hAnsi="Times New Roman" w:eastAsia="Times New Roman" w:cs="Times New Roman"/>
+        </w:rPr>
+        <w:t xml:space="preserve">b </w:t>
+      </w:r>
+      <w:r>
+        <w:rPr>
+          <w:rFonts w:hint="eastAsia" w:ascii="Times New Roman" w:hAnsi="Times New Roman" w:eastAsia="FangSong" w:cs="Times New Roman"/>
+        </w:rPr>
+        <w:t xml:space="preserve">为</w:t>
+      </w:r>
+      <w:r>
+        <w:rPr>
+          <w:rFonts w:ascii="Times New Roman" w:hAnsi="Times New Roman" w:eastAsia="Times New Roman" w:cs="Times New Roman"/>
+        </w:rPr>
+        <w:t xml:space="preserve"> </w:t>
+      </w:r>
+      <w:r>
+        <w:rPr>
+          <w:rFonts w:hint="eastAsia" w:ascii="Times New Roman" w:hAnsi="Times New Roman" w:eastAsia="Times New Roman" w:cs="Times New Roman"/>
+        </w:rPr>
+        <w:t>SN1：</w:t>
+      </w:r>
+      <w:r>
+        <w:rPr>
+          <w:rFonts w:hint="eastAsia" w:ascii="Times New Roman" w:hAnsi="Times New Roman" w:eastAsia="FangSong" w:cs="Times New Roman"/>
+        </w:rPr>
+        <w:t>速控步生成平面碳正离子</w:t>
+      </w:r>
+      <w:r>
+        <w:rPr>
+          <w:rFonts w:hint="eastAsia" w:ascii="Times New Roman" w:hAnsi="Times New Roman" w:eastAsia="Times New Roman" w:cs="Times New Roman"/>
+        </w:rPr>
+        <w:t>，OH</w:t>
+      </w:r>
+      <w:r>
+        <w:rPr>
+          <w:rFonts w:hint="eastAsia" w:ascii="Times New Roman" w:hAnsi="Times New Roman" w:eastAsia="Times New Roman" w:cs="Times New Roman"/>
+          <w:vertAlign w:val="superscript"/>
+        </w:rPr>
+        <w:t>-</w:t>
+      </w:r>
+      <w:r>
+        <w:rPr>
+          <w:rFonts w:ascii="Times New Roman" w:hAnsi="Times New Roman" w:eastAsia="Times New Roman" w:cs="Times New Roman"/>
+        </w:rPr>
+        <w:t xml:space="preserve"> </w:t>
+      </w:r>
+      <w:r>
+        <w:rPr>
+          <w:rFonts w:hint="eastAsia" w:ascii="Times New Roman" w:hAnsi="Times New Roman" w:eastAsia="FangSong" w:cs="Times New Roman"/>
+        </w:rPr>
+        <w:t xml:space="preserve">从平面两侧等概率进攻</w:t>
+      </w:r>
+      <w:r>
+        <w:rPr>
+          <w:rFonts w:ascii="Times New Roman" w:hAnsi="Times New Roman" w:eastAsia="Times New Roman" w:cs="Times New Roman"/>
+        </w:rPr>
+        <w:t xml:space="preserve"> →</w:t>
+      </w:r>
+      <w:r>
+        <w:rPr>
+          <w:rFonts w:ascii="Times New Roman" w:hAnsi="Times New Roman" w:eastAsia="Times New Roman" w:cs="Times New Roman"/>
+        </w:rPr>
+        <w:t xml:space="preserve"> </w:t>
+      </w:r>
+      <w:r>
+        <w:rPr>
+          <w:rFonts w:hint="eastAsia" w:ascii="Times New Roman" w:hAnsi="Times New Roman" w:eastAsia="FangSong" w:cs="Times New Roman"/>
+          <w:b/>
+          <w:bCs/>
+        </w:rPr>
+        <w:t xml:space="preserve">外消旋混合物</w:t>
+      </w:r>
+      <w:r>
+        <w:rPr>
+          <w:rFonts w:hint="eastAsia" w:ascii="Times New Roman" w:hAnsi="Times New Roman" w:eastAsia="Times New Roman" w:cs="Times New Roman"/>
+        </w:rPr>
+        <w:t>（</w:t>
+      </w:r>
+      <w:r>
+        <w:rPr>
+          <w:rFonts w:hint="eastAsia" w:ascii="Times New Roman" w:hAnsi="Times New Roman" w:eastAsia="FangSong" w:cs="Times New Roman"/>
+        </w:rPr>
+        <w:t>无光学活性</w:t>
+      </w:r>
+      <w:r>
+        <w:rPr>
+          <w:rFonts w:hint="eastAsia" w:ascii="Times New Roman" w:hAnsi="Times New Roman" w:eastAsia="Times New Roman" w:cs="Times New Roman"/>
+        </w:rPr>
+        <w:t>）。</w:t>
+      </w:r>
+    </w:p>
+    <w:p>
+      <w:pPr>
+        <w:pStyle w:val="BodyText"/>
+        <w:spacing w:after="80"/>
+      </w:pPr>
+      <w:r>
+        <w:rPr>
+          <w:rFonts w:ascii="Times New Roman" w:hAnsi="Times New Roman" w:eastAsia="Times New Roman" w:cs="Times New Roman"/>
+          <w:b/>
+          <w:bCs/>
+        </w:rPr>
+        <w:t xml:space="preserve">2-6</w:t>
+      </w:r>
+      <w:r>
+        <w:rPr>
+          <w:rFonts w:ascii="Times New Roman" w:hAnsi="Times New Roman" w:eastAsia="Times New Roman" w:cs="Times New Roman"/>
+        </w:rPr>
+        <w:t xml:space="preserve"> </w:t>
+      </w:r>
+      <w:r>
+        <w:rPr>
+          <w:rFonts w:ascii="Times New Roman" w:hAnsi="Times New Roman" w:eastAsia="Times New Roman" w:cs="Times New Roman"/>
+        </w:rPr>
+        <w:t xml:space="preserve">c </w:t>
+      </w:r>
+      <w:r>
+        <w:rPr>
+          <w:rFonts w:hint="eastAsia" w:ascii="Times New Roman" w:hAnsi="Times New Roman" w:eastAsia="FangSong" w:cs="Times New Roman"/>
+        </w:rPr>
+        <w:t>与不对称碳相连的大取代基间斥力明显</w:t>
+      </w:r>
+      <w:r>
+        <w:rPr>
+          <w:rFonts w:hint="eastAsia" w:ascii="Times New Roman" w:hAnsi="Times New Roman" w:eastAsia="Times New Roman" w:cs="Times New Roman"/>
+        </w:rPr>
+        <w:t>，</w:t>
+      </w:r>
+      <w:r>
+        <w:rPr>
+          <w:rFonts w:hint="eastAsia" w:ascii="Times New Roman" w:hAnsi="Times New Roman" w:eastAsia="FangSong" w:cs="Times New Roman"/>
+        </w:rPr>
+        <w:t>形成平面碳正离子可释放斥力</w:t>
+      </w:r>
+      <w:r>
+        <w:rPr>
+          <w:rFonts w:ascii="Times New Roman" w:hAnsi="Times New Roman" w:eastAsia="Times New Roman" w:cs="Times New Roman"/>
+        </w:rPr>
+        <w:t xml:space="preserve"> → </w:t>
+      </w:r>
+      <w:r>
+        <w:rPr>
+          <w:rFonts w:hint="eastAsia" w:ascii="Times New Roman" w:hAnsi="Times New Roman" w:eastAsia="FangSong" w:cs="Times New Roman"/>
+        </w:rPr>
+        <w:t>加快碳正离子生成</w:t>
+      </w:r>
+      <w:r>
+        <w:rPr>
+          <w:rFonts w:hint="eastAsia" w:ascii="Times New Roman" w:hAnsi="Times New Roman" w:eastAsia="Times New Roman" w:cs="Times New Roman"/>
+        </w:rPr>
+        <w:t>，</w:t>
+      </w:r>
+      <w:r>
+        <w:rPr>
+          <w:rFonts w:hint="eastAsia" w:ascii="Times New Roman" w:hAnsi="Times New Roman" w:eastAsia="FangSong" w:cs="Times New Roman"/>
+        </w:rPr>
+        <w:t>总反应快</w:t>
+      </w:r>
+      <w:r>
+        <w:rPr>
+          <w:rFonts w:ascii="Times New Roman" w:hAnsi="Times New Roman" w:eastAsia="Times New Roman" w:cs="Times New Roman"/>
+        </w:rPr>
+        <w:t xml:space="preserve"> ~100 </w:t>
+      </w:r>
+      <w:r>
+        <w:rPr>
+          <w:rFonts w:hint="eastAsia" w:ascii="Times New Roman" w:hAnsi="Times New Roman" w:eastAsia="FangSong" w:cs="Times New Roman"/>
+        </w:rPr>
+        <w:t>倍</w:t>
+      </w:r>
+      <w:r>
+        <w:rPr>
+          <w:rFonts w:hint="eastAsia" w:ascii="Times New Roman" w:hAnsi="Times New Roman" w:eastAsia="Times New Roman" w:cs="Times New Roman"/>
+        </w:rPr>
+        <w:t>。</w:t>
+      </w:r>
+    </w:p>
+    <w:tbl>
+      <w:tblPr>
+        <w:tblStyle w:val="Table"/>
+        <w:tblW w:type="auto" w:w="0"/>
+        <w:tblLook w:firstRow="1" w:lastRow="0" w:firstColumn="0" w:lastColumn="0" w:noHBand="0" w:noVBand="0" w:val="0020"/>
+      </w:tblPr>
+      <w:tblGrid>
+        <w:gridCol w:w="3960"/>
+        <w:gridCol w:w="3960"/>
+      </w:tblGrid>
+      <w:tr>
+        <w:trPr>
+          <w:tblHeader w:val="on"/>
+        </w:trPr>
+        <w:tc>
+          <w:tcPr/>
+          <w:p>
+            <w:pPr>
+              <w:pStyle w:val="Compact"/>
+              <w:jc w:val="center"/>
+            </w:pPr>
+            <w:r>
+              <w:rPr>
+                <w:rFonts w:hint="eastAsia" w:ascii="Times New Roman" w:hAnsi="Times New Roman" w:eastAsia="SimHei" w:cs="Times New Roman"/>
+                <w:b/>
+              </w:rPr>
+              <w:t xml:space="preserve">知识点</w:t>
+            </w:r>
+          </w:p>
+        </w:tc>
+        <w:tc>
+          <w:tcPr/>
+          <w:p>
+            <w:pPr>
+              <w:pStyle w:val="Compact"/>
+              <w:jc w:val="center"/>
+            </w:pPr>
+            <w:r>
+              <w:rPr>
+                <w:rFonts w:hint="eastAsia" w:ascii="Times New Roman" w:hAnsi="Times New Roman" w:eastAsia="SimHei" w:cs="Times New Roman"/>
+                <w:b/>
+              </w:rPr>
+              <w:t xml:space="preserve">本题应用</w:t>
+            </w:r>
+          </w:p>
+        </w:tc>
+      </w:tr>
+      <w:tr>
+        <w:tc>
+          <w:tcPr/>
+          <w:p>
+            <w:pPr>
+              <w:pStyle w:val="Compact"/>
+              <w:jc w:val="center"/>
+            </w:pPr>
+            <w:r>
+              <w:rPr>
+                <w:rFonts w:hint="eastAsia" w:ascii="Times New Roman" w:hAnsi="Times New Roman" w:eastAsia="FangSong" w:cs="Times New Roman"/>
+              </w:rPr>
+              <w:t xml:space="preserve">化学动力学</w:t>
+            </w:r>
+          </w:p>
+        </w:tc>
+        <w:tc>
+          <w:tcPr/>
+          <w:p>
+            <w:pPr>
+              <w:pStyle w:val="Compact"/>
+              <w:jc w:val="center"/>
+            </w:pPr>
+            <w:r>
+              <w:rPr>
+                <w:rFonts w:hint="eastAsia" w:ascii="Times New Roman" w:hAnsi="Times New Roman" w:eastAsia="FangSong" w:cs="Times New Roman"/>
+              </w:rPr>
+              <w:t>半衰期</w:t>
+            </w:r>
+            <w:r>
+              <w:rPr>
+                <w:rFonts w:hint="eastAsia" w:ascii="Times New Roman" w:hAnsi="Times New Roman" w:eastAsia="Times New Roman" w:cs="Times New Roman"/>
+              </w:rPr>
+              <w:t>/</w:t>
+            </w:r>
+            <w:r>
+              <w:rPr>
+                <w:rFonts w:hint="eastAsia" w:ascii="Times New Roman" w:hAnsi="Times New Roman" w:eastAsia="FangSong" w:cs="Times New Roman"/>
+              </w:rPr>
+              <w:t>积分法判级数</w:t>
+            </w:r>
+          </w:p>
+        </w:tc>
+      </w:tr>
+      <w:tr>
+        <w:tc>
+          <w:tcPr/>
+          <w:p>
+            <w:pPr>
+              <w:pStyle w:val="Compact"/>
+              <w:jc w:val="center"/>
+            </w:pPr>
+            <w:r>
+              <w:rPr>
+                <w:rFonts w:hint="eastAsia" w:ascii="Times New Roman" w:hAnsi="Times New Roman" w:eastAsia="Times New Roman" w:cs="Times New Roman"/>
+              </w:rPr>
+              <w:t>SN1</w:t>
+            </w:r>
+            <w:r>
+              <w:rPr>
+                <w:rFonts w:hint="eastAsia" w:ascii="Times New Roman" w:hAnsi="Times New Roman" w:eastAsia="FangSong" w:cs="Times New Roman"/>
+              </w:rPr>
+              <w:t>反应</w:t>
+            </w:r>
+          </w:p>
+        </w:tc>
+        <w:tc>
+          <w:tcPr/>
+          <w:p>
+            <w:pPr>
+              <w:pStyle w:val="Compact"/>
+              <w:jc w:val="center"/>
+            </w:pPr>
+            <w:r>
+              <w:rPr>
+                <w:rFonts w:ascii="Times New Roman" w:hAnsi="Times New Roman" w:eastAsia="Times New Roman" w:cs="Times New Roman"/>
+              </w:rPr>
+              <w:t xml:space="preserve">b/c </w:t>
+            </w:r>
+            <w:r>
+              <w:rPr>
+                <w:rFonts w:hint="eastAsia" w:ascii="Times New Roman" w:hAnsi="Times New Roman" w:eastAsia="FangSong" w:cs="Times New Roman"/>
+              </w:rPr>
+              <w:t>一级</w:t>
+            </w:r>
+            <w:r>
+              <w:rPr>
+                <w:rFonts w:hint="eastAsia" w:ascii="Times New Roman" w:hAnsi="Times New Roman" w:eastAsia="Times New Roman" w:cs="Times New Roman"/>
+              </w:rPr>
+              <w:t>、</w:t>
+            </w:r>
+            <w:r>
+              <w:rPr>
+                <w:rFonts w:hint="eastAsia" w:ascii="Times New Roman" w:hAnsi="Times New Roman" w:eastAsia="FangSong" w:cs="Times New Roman"/>
+              </w:rPr>
+              <w:t>平面碳正离子</w:t>
+            </w:r>
+            <w:r>
+              <w:rPr>
+                <w:rFonts w:hint="eastAsia" w:ascii="Times New Roman" w:hAnsi="Times New Roman" w:eastAsia="Times New Roman" w:cs="Times New Roman"/>
+              </w:rPr>
+              <w:t>、</w:t>
+            </w:r>
+            <w:r>
+              <w:rPr>
+                <w:rFonts w:hint="eastAsia" w:ascii="Times New Roman" w:hAnsi="Times New Roman" w:eastAsia="FangSong" w:cs="Times New Roman"/>
+              </w:rPr>
+              <w:t>外消旋</w:t>
+            </w:r>
+          </w:p>
+        </w:tc>
+      </w:tr>
+      <w:tr>
+        <w:tc>
+          <w:tcPr/>
+          <w:p>
+            <w:pPr>
+              <w:pStyle w:val="Compact"/>
+              <w:jc w:val="center"/>
+            </w:pPr>
+            <w:r>
+              <w:rPr>
+                <w:rFonts w:hint="eastAsia" w:ascii="Times New Roman" w:hAnsi="Times New Roman" w:eastAsia="Times New Roman" w:cs="Times New Roman"/>
+              </w:rPr>
+              <w:t>SN2</w:t>
+            </w:r>
+            <w:r>
+              <w:rPr>
+                <w:rFonts w:hint="eastAsia" w:ascii="Times New Roman" w:hAnsi="Times New Roman" w:eastAsia="FangSong" w:cs="Times New Roman"/>
+              </w:rPr>
+              <w:t>反应</w:t>
+            </w:r>
+          </w:p>
+        </w:tc>
+        <w:tc>
+          <w:tcPr/>
+          <w:p>
+            <w:pPr>
+              <w:pStyle w:val="Compact"/>
+              <w:jc w:val="center"/>
+            </w:pPr>
+            <w:r>
+              <w:rPr>
+                <w:rFonts w:ascii="Times New Roman" w:hAnsi="Times New Roman" w:eastAsia="Times New Roman" w:cs="Times New Roman"/>
+              </w:rPr>
+              <w:t xml:space="preserve">a </w:t>
+            </w:r>
+            <w:r>
+              <w:rPr>
+                <w:rFonts w:hint="eastAsia" w:ascii="Times New Roman" w:hAnsi="Times New Roman" w:eastAsia="FangSong" w:cs="Times New Roman"/>
+              </w:rPr>
+              <w:t>二级</w:t>
+            </w:r>
+            <w:r>
+              <w:rPr>
+                <w:rFonts w:hint="eastAsia" w:ascii="Times New Roman" w:hAnsi="Times New Roman" w:eastAsia="Times New Roman" w:cs="Times New Roman"/>
+              </w:rPr>
+              <w:t>、</w:t>
+            </w:r>
+            <w:r>
+              <w:rPr>
+                <w:rFonts w:hint="eastAsia" w:ascii="Times New Roman" w:hAnsi="Times New Roman" w:eastAsia="FangSong" w:cs="Times New Roman"/>
+              </w:rPr>
+              <w:t>构型翻转</w:t>
+            </w:r>
+          </w:p>
+        </w:tc>
+      </w:tr>
+      <w:tr>
+        <w:tc>
+          <w:tcPr/>
+          <w:p>
+            <w:pPr>
+              <w:pStyle w:val="Compact"/>
+              <w:jc w:val="center"/>
+            </w:pPr>
+            <w:r>
+              <w:rPr>
+                <w:rFonts w:hint="eastAsia" w:ascii="Times New Roman" w:hAnsi="Times New Roman" w:eastAsia="Times New Roman" w:cs="Times New Roman"/>
+              </w:rPr>
+              <w:t>Arrhenius</w:t>
+            </w:r>
+            <w:r>
+              <w:rPr>
+                <w:rFonts w:hint="eastAsia" w:ascii="Times New Roman" w:hAnsi="Times New Roman" w:eastAsia="FangSong" w:cs="Times New Roman"/>
+              </w:rPr>
+              <w:t>方程</w:t>
+            </w:r>
+          </w:p>
+        </w:tc>
+        <w:tc>
+          <w:tcPr/>
+          <w:p>
+            <w:pPr>
+              <w:pStyle w:val="Compact"/>
+              <w:jc w:val="center"/>
+            </w:pPr>
+            <w:r>
+              <w:rPr>
+                <w:rFonts w:hint="eastAsia" w:ascii="Times New Roman" w:hAnsi="Times New Roman" w:eastAsia="FangSong" w:cs="Times New Roman"/>
+              </w:rPr>
+              <w:t xml:space="preserve">活化能</w:t>
+            </w:r>
+            <w:r>
+              <w:rPr>
+                <w:rFonts w:ascii="Times New Roman" w:hAnsi="Times New Roman" w:eastAsia="Times New Roman" w:cs="Times New Roman"/>
+              </w:rPr>
+              <w:t xml:space="preserve"> 75.9/81.5 kJ/mol</w:t>
+            </w:r>
+          </w:p>
+        </w:tc>
+      </w:tr>
+    </w:tbl>
+    <w:p>
+      <w:pPr>
+        <w:pStyle w:val="BodyText"/>
+        <w:spacing w:before="120"/>
+      </w:pPr>
+      <w:r>
+        <w:rPr>
+          <w:rFonts w:ascii="Times New Roman" w:hAnsi="Times New Roman" w:eastAsia="Times New Roman" w:cs="Times New Roman"/>
+        </w:rPr>
+        <w:t xml:space="preserve">📖 </w:t>
+      </w:r>
+      <w:r>
+        <w:rPr>
+          <w:rFonts w:hint="eastAsia" w:ascii="Times New Roman" w:hAnsi="Times New Roman" w:eastAsia="FangSong" w:cs="Times New Roman"/>
+        </w:rPr>
+        <w:t xml:space="preserve">查看答案</w:t>
+      </w:r>
+    </w:p>
+    <w:p>
+      <w:pPr>
+        <w:pStyle w:val="BodyText"/>
+      </w:pPr>
+      <w:r>
+        <w:rPr>
+          <w:rFonts w:hint="eastAsia" w:ascii="Times New Roman" w:hAnsi="Times New Roman" w:eastAsia="Times New Roman" w:cs="Times New Roman"/>
+        </w:rPr>
+        <w:t>（</w:t>
+      </w:r>
+      <w:r>
+        <w:rPr>
+          <w:rFonts w:hint="eastAsia" w:ascii="Times New Roman" w:hAnsi="Times New Roman" w:eastAsia="FangSong" w:cs="Times New Roman"/>
+        </w:rPr>
+        <w:t>原书未提供解答</w:t>
+      </w:r>
+      <w:r>
+        <w:rPr>
+          <w:rFonts w:hint="eastAsia" w:ascii="Times New Roman" w:hAnsi="Times New Roman" w:eastAsia="Times New Roman" w:cs="Times New Roman"/>
+        </w:rPr>
+        <w:t>）</w:t>
+      </w:r>
+    </w:p>
+    <w:p>
+      <w:pPr>
+        <w:spacing w:before="160" w:after="80"/>
+      </w:pPr>
+      <w:r>
+        <w:pict>
+          <v:rect style="width:0;height:1.5pt" o:hralign="center" o:hrstd="t" o:hr="t"/>
+        </w:pict>
+      </w:r>
+    </w:p>
+    <w:bookmarkEnd w:id="160"/>
+    <w:bookmarkStart w:id="165" w:name="消除反应hammett与kie综合判断"/>
+    <w:p>
+      <w:pPr>
+        <w:pStyle w:val="Heading2"/>
+        <w:spacing w:before="280" w:after="120"/>
+      </w:pPr>
+      <w:r>
+        <w:rPr>
+          <w:rFonts w:ascii="Times New Roman" w:hAnsi="Times New Roman" w:eastAsia="Times New Roman" w:cs="Times New Roman"/>
+        </w:rPr>
+        <w:t xml:space="preserve">5.22 </w:t>
       </w:r>
       <w:r>
         <w:rPr>
@@ -26938,7 +29683,7 @@
         <w:t xml:space="preserve">查看答案</w:t>
       </w:r>
     </w:p>
-    <w:bookmarkStart w:id="160" w:name="e2-消除中三类取代基的-ρ-值预期符号"/>
+    <w:bookmarkStart w:id="161" w:name="e2-消除中三类取代基的-ρ-值预期符号"/>
     <w:p>
       <w:pPr>
         <w:pStyle w:val="Heading3"/>
@@ -27381,8 +30126,8 @@
         <w:t xml:space="preserve">。</w:t>
       </w:r>
     </w:p>
-    <w:bookmarkEnd w:id="160"/>
-    <w:bookmarkStart w:id="161" w:name="快速判断法则"/>
+    <w:bookmarkEnd w:id="161"/>
+    <w:bookmarkStart w:id="162" w:name="快速判断法则"/>
     <w:p>
       <w:pPr>
         <w:pStyle w:val="Heading3"/>
@@ -27607,8 +30352,8 @@
         <w:t xml:space="preserve"> &gt; 0。</w:t>
       </w:r>
     </w:p>
-    <w:bookmarkEnd w:id="161"/>
-    <w:bookmarkStart w:id="162" w:name="苯环硝化的决速步"/>
+    <w:bookmarkEnd w:id="162"/>
+    <w:bookmarkStart w:id="163" w:name="苯环硝化的决速步"/>
     <w:p>
       <w:pPr>
         <w:pStyle w:val="Heading3"/>
@@ -27878,8 +30623,8 @@
         <w:t>。</w:t>
       </w:r>
     </w:p>
-    <w:bookmarkEnd w:id="162"/>
-    <w:bookmarkStart w:id="163" w:name="自由基机理的验证方法"/>
+    <w:bookmarkEnd w:id="163"/>
+    <w:bookmarkStart w:id="164" w:name="自由基机理的验证方法"/>
     <w:p>
       <w:pPr>
         <w:pStyle w:val="Heading3"/>
@@ -28183,9 +30928,9 @@
         </w:pict>
       </w:r>
     </w:p>
-    <w:bookmarkEnd w:id="163"/>
     <w:bookmarkEnd w:id="164"/>
-    <w:bookmarkStart w:id="167" w:name="络合滴定中金属指示剂的选择与封闭现象"/>
+    <w:bookmarkEnd w:id="165"/>
+    <w:bookmarkStart w:id="168" w:name="络合滴定中金属指示剂的选择与封闭现象"/>
     <w:p>
       <w:pPr>
         <w:pStyle w:val="Heading2"/>
@@ -28195,7 +30940,7 @@
         <w:rPr>
           <w:rFonts w:ascii="Times New Roman" w:hAnsi="Times New Roman" w:eastAsia="Times New Roman" w:cs="Times New Roman"/>
         </w:rPr>
-        <w:t xml:space="preserve">5.22 </w:t>
+        <w:t xml:space="preserve">5.23 </w:t>
       </w:r>
       <w:r>
         <w:rPr>
@@ -29006,7 +31751,7 @@
         <w:t xml:space="preserve">查看答案</w:t>
       </w:r>
     </w:p>
-    <w:bookmarkStart w:id="165" w:name="指示剂合适性判断"/>
+    <w:bookmarkStart w:id="166" w:name="指示剂合适性判断"/>
     <w:p>
       <w:pPr>
         <w:pStyle w:val="Heading3"/>
@@ -30541,8 +33286,8 @@
         <w:t>。</w:t>
       </w:r>
     </w:p>
-    <w:bookmarkEnd w:id="165"/>
-    <w:bookmarkStart w:id="166" w:name="干扰现象与消除"/>
+    <w:bookmarkEnd w:id="166"/>
+    <w:bookmarkStart w:id="167" w:name="干扰现象与消除"/>
     <w:p>
       <w:pPr>
         <w:pStyle w:val="Heading3"/>
@@ -32051,9 +34796,9 @@
         </w:pict>
       </w:r>
     </w:p>
-    <w:bookmarkEnd w:id="166"/>
     <w:bookmarkEnd w:id="167"/>
-    <w:bookmarkStart w:id="168" w:name="反应机理五选一"/>
+    <w:bookmarkEnd w:id="168"/>
+    <w:bookmarkStart w:id="169" w:name="反应机理五选一"/>
     <w:p>
       <w:pPr>
         <w:pStyle w:val="Heading2"/>
@@ -32063,7 +34808,7 @@
         <w:rPr>
           <w:rFonts w:ascii="Times New Roman" w:hAnsi="Times New Roman" w:eastAsia="Times New Roman" w:cs="Times New Roman"/>
         </w:rPr>
-        <w:t xml:space="preserve">5.23 </w:t>
+        <w:t xml:space="preserve">5.24 </w:t>
       </w:r>
       <w:r>
         <w:rPr>
@@ -34043,8 +36788,8 @@
         </w:pict>
       </w:r>
     </w:p>
-    <w:bookmarkEnd w:id="168"/>
-    <w:bookmarkStart w:id="175" w:name="有机-sne-sn1sn2e1e2四选一判断"/>
+    <w:bookmarkEnd w:id="169"/>
+    <w:bookmarkStart w:id="176" w:name="有机-sne-sn1sn2e1e2四选一判断"/>
     <w:p>
       <w:pPr>
         <w:pStyle w:val="Heading2"/>
@@ -34054,7 +36799,7 @@
         <w:rPr>
           <w:rFonts w:ascii="Times New Roman" w:hAnsi="Times New Roman" w:eastAsia="Times New Roman" w:cs="Times New Roman"/>
         </w:rPr>
-        <w:t xml:space="preserve">5.24 </w:t>
+        <w:t xml:space="preserve">5.25 </w:t>
       </w:r>
       <w:r>
         <w:rPr>
@@ -35320,18 +38065,18 @@
           <wp:inline>
             <wp:extent cx="3197202" cy="2033420"/>
             <wp:effectExtent b="0" l="0" r="0" t="0"/>
-            <wp:docPr descr="" title="" id="170" name="Picture"/>
+            <wp:docPr descr="" title="" id="171" name="Picture"/>
             <a:graphic>
               <a:graphicData uri="http://schemas.openxmlformats.org/drawingml/2006/picture">
                 <pic:pic>
                   <pic:nvPicPr>
-                    <pic:cNvPr descr="sn1-coordinate.png" id="171" name="Picture"/>
+                    <pic:cNvPr descr="sn1-coordinate.png" id="172" name="Picture"/>
                     <pic:cNvPicPr>
                       <a:picLocks noChangeArrowheads="1" noChangeAspect="1"/>
                     </pic:cNvPicPr>
                   </pic:nvPicPr>
                   <pic:blipFill>
-                    <a:blip r:embed="rId169"/>
+                    <a:blip r:embed="rId170"/>
                     <a:stretch>
                       <a:fillRect/>
                     </a:stretch>
@@ -35375,7 +38120,7 @@
         <w:t xml:space="preserve">查看答案</w:t>
       </w:r>
     </w:p>
-    <w:bookmarkStart w:id="172" w:name="判断四步法"/>
+    <w:bookmarkStart w:id="173" w:name="判断四步法"/>
     <w:p>
       <w:pPr>
         <w:pStyle w:val="Heading3"/>
@@ -35759,8 +38504,8 @@
         <w:t>）。</w:t>
       </w:r>
     </w:p>
-    <w:bookmarkEnd w:id="172"/>
-    <w:bookmarkStart w:id="173" w:name="各题分析"/>
+    <w:bookmarkEnd w:id="173"/>
+    <w:bookmarkStart w:id="174" w:name="各题分析"/>
     <w:p>
       <w:pPr>
         <w:pStyle w:val="Heading3"/>
@@ -39714,8 +42459,8 @@
         <w:t>。</w:t>
       </w:r>
     </w:p>
-    <w:bookmarkEnd w:id="173"/>
-    <w:bookmarkStart w:id="174" w:name="总结表"/>
+    <w:bookmarkEnd w:id="174"/>
+    <w:bookmarkStart w:id="175" w:name="总结表"/>
     <w:p>
       <w:pPr>
         <w:pStyle w:val="Heading3"/>
@@ -40468,9 +43213,9 @@
         </w:pict>
       </w:r>
     </w:p>
-    <w:bookmarkEnd w:id="174"/>
     <w:bookmarkEnd w:id="175"/>
-    <w:bookmarkStart w:id="180" w:name="有机-消除-霍夫曼消除特殊情况分析"/>
+    <w:bookmarkEnd w:id="176"/>
+    <w:bookmarkStart w:id="181" w:name="有机-消除-霍夫曼消除特殊情况分析"/>
     <w:p>
       <w:pPr>
         <w:pStyle w:val="Heading2"/>
@@ -40480,7 +43225,7 @@
         <w:rPr>
           <w:rFonts w:ascii="Times New Roman" w:hAnsi="Times New Roman" w:eastAsia="Times New Roman" w:cs="Times New Roman"/>
         </w:rPr>
-        <w:t xml:space="preserve">5.25 </w:t>
+        <w:t xml:space="preserve">5.26 </w:t>
       </w:r>
       <w:r>
         <w:rPr>
@@ -40993,7 +43738,7 @@
         <w:t xml:space="preserve">查看答案</w:t>
       </w:r>
     </w:p>
-    <w:bookmarkStart w:id="176" w:name="甲基-2-丁基三甲基氢氧化铵"/>
+    <w:bookmarkStart w:id="177" w:name="甲基-2-丁基三甲基氢氧化铵"/>
     <w:p>
       <w:pPr>
         <w:pStyle w:val="Heading3"/>
@@ -41828,8 +44573,8 @@
         <w:t>。</w:t>
       </w:r>
     </w:p>
-    <w:bookmarkEnd w:id="176"/>
-    <w:bookmarkStart w:id="177" w:name="二甲基-2-丁基三甲基氢氧化铵"/>
+    <w:bookmarkEnd w:id="177"/>
+    <w:bookmarkStart w:id="178" w:name="二甲基-2-丁基三甲基氢氧化铵"/>
     <w:p>
       <w:pPr>
         <w:pStyle w:val="Heading3"/>
@@ -42408,8 +45153,8 @@
         <w:t xml:space="preserve">离去基团也会使过渡态位阻过大</w:t>
       </w:r>
     </w:p>
-    <w:bookmarkEnd w:id="177"/>
-    <w:bookmarkStart w:id="178" w:name="三种情况的消除方向对比"/>
+    <w:bookmarkEnd w:id="178"/>
+    <w:bookmarkStart w:id="179" w:name="三种情况的消除方向对比"/>
     <w:p>
       <w:pPr>
         <w:pStyle w:val="Heading3"/>
@@ -42836,8 +45581,8 @@
         </w:tc>
       </w:tr>
     </w:tbl>
-    <w:bookmarkEnd w:id="178"/>
-    <w:bookmarkStart w:id="179" w:name="霍夫曼-vs-扎伊采夫的判断框架"/>
+    <w:bookmarkEnd w:id="179"/>
+    <w:bookmarkStart w:id="180" w:name="霍夫曼-vs-扎伊采夫的判断框架"/>
     <w:p>
       <w:pPr>
         <w:pStyle w:val="Heading3"/>
@@ -43440,9 +46185,9 @@
         </w:pict>
       </w:r>
     </w:p>
-    <w:bookmarkEnd w:id="179"/>
     <w:bookmarkEnd w:id="180"/>
     <w:bookmarkEnd w:id="181"/>
+    <w:bookmarkEnd w:id="182"/>
     <w:sectPr>
       <w:footerReference w:type="default" r:id="rId10"/>
       <w:footnotePr>
